--- a/Databases/Normalization/Normalization.docx
+++ b/Databases/Normalization/Normalization.docx
@@ -1456,8 +1456,8 @@
     <w:p/>
     <w:tbl>
       <w:tblPr>
-        <w:tblW w:w="25102" w:type="dxa"/>
-        <w:tblInd w:w="-1139" w:type="dxa"/>
+        <w:tblW w:w="9920" w:type="dxa"/>
+        <w:jc w:val="center"/>
         <w:tblBorders>
           <w:top w:val="single" w:sz="4" w:space="0" w:color="auto"/>
           <w:left w:val="single" w:sz="4" w:space="0" w:color="auto"/>
@@ -1476,40 +1476,13 @@
         <w:gridCol w:w="1559"/>
         <w:gridCol w:w="1134"/>
         <w:gridCol w:w="709"/>
-        <w:gridCol w:w="1701"/>
-        <w:gridCol w:w="709"/>
-        <w:gridCol w:w="708"/>
         <w:gridCol w:w="1698"/>
-        <w:gridCol w:w="1198"/>
-        <w:gridCol w:w="641"/>
-        <w:gridCol w:w="557"/>
-        <w:gridCol w:w="641"/>
-        <w:gridCol w:w="557"/>
-        <w:gridCol w:w="84"/>
-        <w:gridCol w:w="557"/>
-        <w:gridCol w:w="557"/>
-        <w:gridCol w:w="84"/>
-        <w:gridCol w:w="557"/>
-        <w:gridCol w:w="557"/>
-        <w:gridCol w:w="84"/>
-        <w:gridCol w:w="557"/>
-        <w:gridCol w:w="557"/>
-        <w:gridCol w:w="84"/>
-        <w:gridCol w:w="557"/>
-        <w:gridCol w:w="557"/>
-        <w:gridCol w:w="84"/>
-        <w:gridCol w:w="557"/>
-        <w:gridCol w:w="641"/>
-        <w:gridCol w:w="557"/>
-        <w:gridCol w:w="641"/>
-        <w:gridCol w:w="1198"/>
       </w:tblGrid>
       <w:tr>
         <w:trPr>
-          <w:gridAfter w:val="6"/>
-          <w:wAfter w:w="3678" w:type="dxa"/>
           <w:cantSplit/>
           <w:trHeight w:val="1266"/>
+          <w:jc w:val="center"/>
         </w:trPr>
         <w:tc>
           <w:tcPr>
@@ -1601,155 +1574,23 @@
         </w:tc>
         <w:tc>
           <w:tcPr>
-            <w:tcW w:w="1701" w:type="dxa"/>
-            <w:vAlign w:val="center"/>
-          </w:tcPr>
-          <w:p>
-            <w:pPr>
-              <w:jc w:val="center"/>
-            </w:pPr>
-            <w:r>
-              <w:t>Улица</w:t>
-            </w:r>
-          </w:p>
-        </w:tc>
-        <w:tc>
-          <w:tcPr>
-            <w:tcW w:w="709" w:type="dxa"/>
-            <w:textDirection w:val="btLr"/>
-          </w:tcPr>
-          <w:p>
-            <w:pPr>
-              <w:ind w:left="113" w:right="113"/>
-              <w:jc w:val="center"/>
-            </w:pPr>
-            <w:r>
-              <w:t>Дом</w:t>
-            </w:r>
-          </w:p>
-        </w:tc>
-        <w:tc>
-          <w:tcPr>
-            <w:tcW w:w="708" w:type="dxa"/>
-            <w:textDirection w:val="btLr"/>
-          </w:tcPr>
-          <w:p>
-            <w:pPr>
-              <w:ind w:left="113" w:right="113"/>
-              <w:jc w:val="center"/>
-            </w:pPr>
-            <w:r>
-              <w:t>Квартира</w:t>
-            </w:r>
-          </w:p>
-          <w:p>
-            <w:pPr>
-              <w:ind w:left="113" w:right="113"/>
-              <w:jc w:val="center"/>
-            </w:pPr>
-          </w:p>
-          <w:p>
-            <w:pPr>
-              <w:ind w:left="113" w:right="113"/>
-              <w:jc w:val="center"/>
-            </w:pPr>
-            <w:r>
-              <w:t>Квартира</w:t>
-            </w:r>
-          </w:p>
-        </w:tc>
-        <w:tc>
-          <w:tcPr>
             <w:tcW w:w="1698" w:type="dxa"/>
-          </w:tcPr>
-          <w:p>
-            <w:pPr>
-              <w:jc w:val="center"/>
-            </w:pPr>
-          </w:p>
-        </w:tc>
-        <w:tc>
-          <w:tcPr>
-            <w:tcW w:w="1198" w:type="dxa"/>
-          </w:tcPr>
-          <w:p>
-            <w:pPr>
-              <w:jc w:val="center"/>
-            </w:pPr>
-          </w:p>
-        </w:tc>
-        <w:tc>
-          <w:tcPr>
-            <w:tcW w:w="1198" w:type="dxa"/>
-            <w:gridSpan w:val="2"/>
-          </w:tcPr>
-          <w:p>
-            <w:pPr>
-              <w:jc w:val="center"/>
-            </w:pPr>
-          </w:p>
-        </w:tc>
-        <w:tc>
-          <w:tcPr>
-            <w:tcW w:w="1198" w:type="dxa"/>
-            <w:gridSpan w:val="2"/>
-          </w:tcPr>
-          <w:p>
-            <w:pPr>
-              <w:jc w:val="center"/>
-            </w:pPr>
-          </w:p>
-        </w:tc>
-        <w:tc>
-          <w:tcPr>
-            <w:tcW w:w="1198" w:type="dxa"/>
-            <w:gridSpan w:val="3"/>
-          </w:tcPr>
-          <w:p>
-            <w:pPr>
-              <w:jc w:val="center"/>
-            </w:pPr>
-          </w:p>
-        </w:tc>
-        <w:tc>
-          <w:tcPr>
-            <w:tcW w:w="1198" w:type="dxa"/>
-            <w:gridSpan w:val="3"/>
-          </w:tcPr>
-          <w:p>
-            <w:pPr>
-              <w:jc w:val="center"/>
-            </w:pPr>
-          </w:p>
-        </w:tc>
-        <w:tc>
-          <w:tcPr>
-            <w:tcW w:w="1198" w:type="dxa"/>
-            <w:gridSpan w:val="3"/>
-          </w:tcPr>
-          <w:p>
-            <w:pPr>
-              <w:jc w:val="center"/>
-            </w:pPr>
-          </w:p>
-        </w:tc>
-        <w:tc>
-          <w:tcPr>
-            <w:tcW w:w="1198" w:type="dxa"/>
-            <w:gridSpan w:val="3"/>
-          </w:tcPr>
-          <w:p>
-            <w:pPr>
-              <w:jc w:val="center"/>
-            </w:pPr>
+            <w:vAlign w:val="center"/>
+          </w:tcPr>
+          <w:p>
+            <w:pPr>
+              <w:jc w:val="center"/>
+            </w:pPr>
+            <w:r>
+              <w:t>Адрес</w:t>
+            </w:r>
           </w:p>
         </w:tc>
       </w:tr>
       <w:tr>
         <w:trPr>
-          <w:gridAfter w:val="2"/>
-          <w:wAfter w:w="1839" w:type="dxa"/>
           <w:trHeight w:val="870"/>
+          <w:jc w:val="center"/>
         </w:trPr>
         <w:tc>
           <w:tcPr>
@@ -1846,148 +1687,38 @@
         </w:tc>
         <w:tc>
           <w:tcPr>
-            <w:tcW w:w="1701" w:type="dxa"/>
-            <w:vAlign w:val="center"/>
-          </w:tcPr>
-          <w:p>
-            <w:pPr>
-              <w:jc w:val="center"/>
-            </w:pPr>
+            <w:tcW w:w="1698" w:type="dxa"/>
+            <w:vAlign w:val="center"/>
+          </w:tcPr>
+          <w:p>
+            <w:r>
+              <w:t xml:space="preserve">ул. </w:t>
+            </w:r>
             <w:proofErr w:type="spellStart"/>
             <w:r>
               <w:t>Мопра</w:t>
             </w:r>
             <w:proofErr w:type="spellEnd"/>
           </w:p>
-        </w:tc>
-        <w:tc>
-          <w:tcPr>
-            <w:tcW w:w="709" w:type="dxa"/>
-          </w:tcPr>
-          <w:p>
-            <w:pPr>
-              <w:jc w:val="center"/>
-            </w:pPr>
-            <w:r>
-              <w:t>123</w:t>
-            </w:r>
-          </w:p>
-        </w:tc>
-        <w:tc>
-          <w:tcPr>
-            <w:tcW w:w="708" w:type="dxa"/>
-          </w:tcPr>
-          <w:p>
-            <w:pPr>
-              <w:jc w:val="center"/>
-            </w:pPr>
-            <w:r>
-              <w:t>3</w:t>
-            </w:r>
-          </w:p>
-        </w:tc>
-        <w:tc>
-          <w:tcPr>
-            <w:tcW w:w="1698" w:type="dxa"/>
-          </w:tcPr>
-          <w:p>
-            <w:pPr>
-              <w:jc w:val="center"/>
-            </w:pPr>
-          </w:p>
-        </w:tc>
-        <w:tc>
-          <w:tcPr>
-            <w:tcW w:w="1839" w:type="dxa"/>
-            <w:gridSpan w:val="2"/>
-          </w:tcPr>
-          <w:p>
-            <w:pPr>
-              <w:jc w:val="center"/>
-            </w:pPr>
-          </w:p>
-        </w:tc>
-        <w:tc>
-          <w:tcPr>
-            <w:tcW w:w="1198" w:type="dxa"/>
-            <w:gridSpan w:val="2"/>
-          </w:tcPr>
-          <w:p>
-            <w:pPr>
-              <w:jc w:val="center"/>
-            </w:pPr>
-          </w:p>
-        </w:tc>
-        <w:tc>
-          <w:tcPr>
-            <w:tcW w:w="1198" w:type="dxa"/>
-            <w:gridSpan w:val="3"/>
-          </w:tcPr>
-          <w:p>
-            <w:pPr>
-              <w:jc w:val="center"/>
-            </w:pPr>
-          </w:p>
-        </w:tc>
-        <w:tc>
-          <w:tcPr>
-            <w:tcW w:w="1198" w:type="dxa"/>
-            <w:gridSpan w:val="3"/>
-          </w:tcPr>
-          <w:p>
-            <w:pPr>
-              <w:jc w:val="center"/>
-            </w:pPr>
-          </w:p>
-        </w:tc>
-        <w:tc>
-          <w:tcPr>
-            <w:tcW w:w="1198" w:type="dxa"/>
-            <w:gridSpan w:val="3"/>
-          </w:tcPr>
-          <w:p>
-            <w:pPr>
-              <w:jc w:val="center"/>
-            </w:pPr>
-          </w:p>
-        </w:tc>
-        <w:tc>
-          <w:tcPr>
-            <w:tcW w:w="1198" w:type="dxa"/>
-            <w:gridSpan w:val="3"/>
-          </w:tcPr>
-          <w:p>
-            <w:pPr>
-              <w:jc w:val="center"/>
-            </w:pPr>
-          </w:p>
-        </w:tc>
-        <w:tc>
-          <w:tcPr>
-            <w:tcW w:w="1198" w:type="dxa"/>
-            <w:gridSpan w:val="3"/>
-          </w:tcPr>
-          <w:p>
-            <w:pPr>
-              <w:jc w:val="center"/>
-            </w:pPr>
-          </w:p>
-        </w:tc>
-        <w:tc>
-          <w:tcPr>
-            <w:tcW w:w="1198" w:type="dxa"/>
-            <w:gridSpan w:val="2"/>
-          </w:tcPr>
-          <w:p>
-            <w:pPr>
-              <w:jc w:val="center"/>
-            </w:pPr>
+          <w:p>
+            <w:pPr>
+              <w:jc w:val="center"/>
+            </w:pPr>
+            <w:proofErr w:type="gramStart"/>
+            <w:r>
+              <w:t>123 – 3</w:t>
+            </w:r>
+            <w:proofErr w:type="gramEnd"/>
+            <w:r>
+              <w:t xml:space="preserve"> </w:t>
+            </w:r>
           </w:p>
         </w:tc>
       </w:tr>
       <w:tr>
         <w:trPr>
           <w:trHeight w:val="870"/>
+          <w:jc w:val="center"/>
         </w:trPr>
         <w:tc>
           <w:tcPr>
@@ -2083,156 +1814,31 @@
         </w:tc>
         <w:tc>
           <w:tcPr>
-            <w:tcW w:w="1701" w:type="dxa"/>
-            <w:vAlign w:val="center"/>
-          </w:tcPr>
-          <w:p>
-            <w:pPr>
-              <w:jc w:val="center"/>
-            </w:pPr>
-            <w:r>
-              <w:t xml:space="preserve">Хлыновская  </w:t>
-            </w:r>
-          </w:p>
-        </w:tc>
-        <w:tc>
-          <w:tcPr>
-            <w:tcW w:w="709" w:type="dxa"/>
-          </w:tcPr>
-          <w:p>
-            <w:pPr>
-              <w:jc w:val="center"/>
-            </w:pPr>
-            <w:r>
-              <w:t>51</w:t>
-            </w:r>
-          </w:p>
-        </w:tc>
-        <w:tc>
-          <w:tcPr>
-            <w:tcW w:w="708" w:type="dxa"/>
-          </w:tcPr>
-          <w:p>
-            <w:pPr>
-              <w:jc w:val="center"/>
-            </w:pPr>
-            <w:r>
-              <w:t>20</w:t>
-            </w:r>
-          </w:p>
-        </w:tc>
-        <w:tc>
-          <w:tcPr>
             <w:tcW w:w="1698" w:type="dxa"/>
-          </w:tcPr>
-          <w:p>
-            <w:pPr>
-              <w:jc w:val="center"/>
-            </w:pPr>
-          </w:p>
-        </w:tc>
-        <w:tc>
-          <w:tcPr>
-            <w:tcW w:w="1839" w:type="dxa"/>
-            <w:gridSpan w:val="2"/>
-          </w:tcPr>
-          <w:p>
-            <w:pPr>
-              <w:jc w:val="center"/>
-            </w:pPr>
-          </w:p>
-        </w:tc>
-        <w:tc>
-          <w:tcPr>
-            <w:tcW w:w="1839" w:type="dxa"/>
-            <w:gridSpan w:val="4"/>
-          </w:tcPr>
-          <w:p>
-            <w:pPr>
-              <w:jc w:val="center"/>
-            </w:pPr>
-          </w:p>
-        </w:tc>
-        <w:tc>
-          <w:tcPr>
-            <w:tcW w:w="1198" w:type="dxa"/>
-            <w:gridSpan w:val="3"/>
-          </w:tcPr>
-          <w:p>
-            <w:pPr>
-              <w:jc w:val="center"/>
-            </w:pPr>
-          </w:p>
-        </w:tc>
-        <w:tc>
-          <w:tcPr>
-            <w:tcW w:w="1198" w:type="dxa"/>
-            <w:gridSpan w:val="3"/>
-          </w:tcPr>
-          <w:p>
-            <w:pPr>
-              <w:jc w:val="center"/>
-            </w:pPr>
-          </w:p>
-        </w:tc>
-        <w:tc>
-          <w:tcPr>
-            <w:tcW w:w="1198" w:type="dxa"/>
-            <w:gridSpan w:val="3"/>
-          </w:tcPr>
-          <w:p>
-            <w:pPr>
-              <w:jc w:val="center"/>
-            </w:pPr>
-          </w:p>
-        </w:tc>
-        <w:tc>
-          <w:tcPr>
-            <w:tcW w:w="1198" w:type="dxa"/>
-            <w:gridSpan w:val="3"/>
-          </w:tcPr>
-          <w:p>
-            <w:pPr>
-              <w:jc w:val="center"/>
-            </w:pPr>
-          </w:p>
-        </w:tc>
-        <w:tc>
-          <w:tcPr>
-            <w:tcW w:w="1198" w:type="dxa"/>
-            <w:gridSpan w:val="2"/>
-          </w:tcPr>
-          <w:p>
-            <w:pPr>
-              <w:jc w:val="center"/>
-            </w:pPr>
-          </w:p>
-        </w:tc>
-        <w:tc>
-          <w:tcPr>
-            <w:tcW w:w="1198" w:type="dxa"/>
-            <w:gridSpan w:val="2"/>
-          </w:tcPr>
-          <w:p>
-            <w:pPr>
-              <w:jc w:val="center"/>
-            </w:pPr>
-          </w:p>
-        </w:tc>
-        <w:tc>
-          <w:tcPr>
-            <w:tcW w:w="1198" w:type="dxa"/>
-          </w:tcPr>
-          <w:p>
-            <w:pPr>
-              <w:jc w:val="center"/>
-            </w:pPr>
+            <w:vAlign w:val="center"/>
+          </w:tcPr>
+          <w:p>
+            <w:pPr>
+              <w:jc w:val="center"/>
+            </w:pPr>
+            <w:r>
+              <w:t xml:space="preserve">ул. </w:t>
+            </w:r>
+            <w:proofErr w:type="gramStart"/>
+            <w:r>
+              <w:t>Хлыновская  51</w:t>
+            </w:r>
+            <w:proofErr w:type="gramEnd"/>
+            <w:r>
+              <w:t xml:space="preserve"> – 20 </w:t>
+            </w:r>
           </w:p>
         </w:tc>
       </w:tr>
       <w:tr>
         <w:trPr>
           <w:trHeight w:val="870"/>
+          <w:jc w:val="center"/>
         </w:trPr>
         <w:tc>
           <w:tcPr>
@@ -2328,156 +1934,28 @@
         </w:tc>
         <w:tc>
           <w:tcPr>
-            <w:tcW w:w="1701" w:type="dxa"/>
-            <w:vAlign w:val="center"/>
-          </w:tcPr>
-          <w:p>
-            <w:pPr>
-              <w:jc w:val="center"/>
-            </w:pPr>
-            <w:r>
-              <w:t>Озерная</w:t>
-            </w:r>
-          </w:p>
-        </w:tc>
-        <w:tc>
-          <w:tcPr>
-            <w:tcW w:w="709" w:type="dxa"/>
-          </w:tcPr>
-          <w:p>
-            <w:pPr>
-              <w:jc w:val="center"/>
-            </w:pPr>
-            <w:r>
-              <w:t>11</w:t>
-            </w:r>
-          </w:p>
-        </w:tc>
-        <w:tc>
-          <w:tcPr>
-            <w:tcW w:w="708" w:type="dxa"/>
-          </w:tcPr>
-          <w:p>
-            <w:pPr>
-              <w:jc w:val="center"/>
-            </w:pPr>
-            <w:r>
-              <w:t>65</w:t>
-            </w:r>
-          </w:p>
-        </w:tc>
-        <w:tc>
-          <w:tcPr>
             <w:tcW w:w="1698" w:type="dxa"/>
-          </w:tcPr>
-          <w:p>
-            <w:pPr>
-              <w:jc w:val="center"/>
-            </w:pPr>
-          </w:p>
-        </w:tc>
-        <w:tc>
-          <w:tcPr>
-            <w:tcW w:w="1839" w:type="dxa"/>
-            <w:gridSpan w:val="2"/>
-          </w:tcPr>
-          <w:p>
-            <w:pPr>
-              <w:jc w:val="center"/>
-            </w:pPr>
-          </w:p>
-        </w:tc>
-        <w:tc>
-          <w:tcPr>
-            <w:tcW w:w="1839" w:type="dxa"/>
-            <w:gridSpan w:val="4"/>
-          </w:tcPr>
-          <w:p>
-            <w:pPr>
-              <w:jc w:val="center"/>
-            </w:pPr>
-          </w:p>
-        </w:tc>
-        <w:tc>
-          <w:tcPr>
-            <w:tcW w:w="1198" w:type="dxa"/>
-            <w:gridSpan w:val="3"/>
-          </w:tcPr>
-          <w:p>
-            <w:pPr>
-              <w:jc w:val="center"/>
-            </w:pPr>
-          </w:p>
-        </w:tc>
-        <w:tc>
-          <w:tcPr>
-            <w:tcW w:w="1198" w:type="dxa"/>
-            <w:gridSpan w:val="3"/>
-          </w:tcPr>
-          <w:p>
-            <w:pPr>
-              <w:jc w:val="center"/>
-            </w:pPr>
-          </w:p>
-        </w:tc>
-        <w:tc>
-          <w:tcPr>
-            <w:tcW w:w="1198" w:type="dxa"/>
-            <w:gridSpan w:val="3"/>
-          </w:tcPr>
-          <w:p>
-            <w:pPr>
-              <w:jc w:val="center"/>
-            </w:pPr>
-          </w:p>
-        </w:tc>
-        <w:tc>
-          <w:tcPr>
-            <w:tcW w:w="1198" w:type="dxa"/>
-            <w:gridSpan w:val="3"/>
-          </w:tcPr>
-          <w:p>
-            <w:pPr>
-              <w:jc w:val="center"/>
-            </w:pPr>
-          </w:p>
-        </w:tc>
-        <w:tc>
-          <w:tcPr>
-            <w:tcW w:w="1198" w:type="dxa"/>
-            <w:gridSpan w:val="2"/>
-          </w:tcPr>
-          <w:p>
-            <w:pPr>
-              <w:jc w:val="center"/>
-            </w:pPr>
-          </w:p>
-        </w:tc>
-        <w:tc>
-          <w:tcPr>
-            <w:tcW w:w="1198" w:type="dxa"/>
-            <w:gridSpan w:val="2"/>
-          </w:tcPr>
-          <w:p>
-            <w:pPr>
-              <w:jc w:val="center"/>
-            </w:pPr>
-          </w:p>
-        </w:tc>
-        <w:tc>
-          <w:tcPr>
-            <w:tcW w:w="1198" w:type="dxa"/>
-          </w:tcPr>
-          <w:p>
-            <w:pPr>
-              <w:jc w:val="center"/>
-            </w:pPr>
+            <w:vAlign w:val="center"/>
+          </w:tcPr>
+          <w:p>
+            <w:r>
+              <w:t>ул. Озерная</w:t>
+            </w:r>
+          </w:p>
+          <w:p>
+            <w:pPr>
+              <w:jc w:val="center"/>
+            </w:pPr>
+            <w:r>
+              <w:t>11 – 65</w:t>
+            </w:r>
           </w:p>
         </w:tc>
       </w:tr>
       <w:tr>
         <w:trPr>
           <w:trHeight w:val="870"/>
+          <w:jc w:val="center"/>
         </w:trPr>
         <w:tc>
           <w:tcPr>
@@ -2573,156 +2051,33 @@
         </w:tc>
         <w:tc>
           <w:tcPr>
-            <w:tcW w:w="1701" w:type="dxa"/>
-            <w:vAlign w:val="center"/>
-          </w:tcPr>
-          <w:p>
-            <w:pPr>
-              <w:jc w:val="center"/>
-            </w:pPr>
-            <w:r>
-              <w:t xml:space="preserve">Володарского </w:t>
-            </w:r>
-          </w:p>
-        </w:tc>
-        <w:tc>
-          <w:tcPr>
-            <w:tcW w:w="709" w:type="dxa"/>
-          </w:tcPr>
-          <w:p>
-            <w:pPr>
-              <w:jc w:val="center"/>
-            </w:pPr>
-            <w:r>
-              <w:t>5</w:t>
-            </w:r>
-          </w:p>
-        </w:tc>
-        <w:tc>
-          <w:tcPr>
-            <w:tcW w:w="708" w:type="dxa"/>
-          </w:tcPr>
-          <w:p>
-            <w:pPr>
-              <w:jc w:val="center"/>
-            </w:pPr>
-            <w:r>
-              <w:t>183</w:t>
-            </w:r>
-          </w:p>
-        </w:tc>
-        <w:tc>
-          <w:tcPr>
             <w:tcW w:w="1698" w:type="dxa"/>
-          </w:tcPr>
-          <w:p>
-            <w:pPr>
-              <w:jc w:val="center"/>
-            </w:pPr>
-          </w:p>
-        </w:tc>
-        <w:tc>
-          <w:tcPr>
-            <w:tcW w:w="1839" w:type="dxa"/>
-            <w:gridSpan w:val="2"/>
-          </w:tcPr>
-          <w:p>
-            <w:pPr>
-              <w:jc w:val="center"/>
-            </w:pPr>
-          </w:p>
-        </w:tc>
-        <w:tc>
-          <w:tcPr>
-            <w:tcW w:w="1839" w:type="dxa"/>
-            <w:gridSpan w:val="4"/>
-          </w:tcPr>
-          <w:p>
-            <w:pPr>
-              <w:jc w:val="center"/>
-            </w:pPr>
-          </w:p>
-        </w:tc>
-        <w:tc>
-          <w:tcPr>
-            <w:tcW w:w="1198" w:type="dxa"/>
-            <w:gridSpan w:val="3"/>
-          </w:tcPr>
-          <w:p>
-            <w:pPr>
-              <w:jc w:val="center"/>
-            </w:pPr>
-          </w:p>
-        </w:tc>
-        <w:tc>
-          <w:tcPr>
-            <w:tcW w:w="1198" w:type="dxa"/>
-            <w:gridSpan w:val="3"/>
-          </w:tcPr>
-          <w:p>
-            <w:pPr>
-              <w:jc w:val="center"/>
-            </w:pPr>
-          </w:p>
-        </w:tc>
-        <w:tc>
-          <w:tcPr>
-            <w:tcW w:w="1198" w:type="dxa"/>
-            <w:gridSpan w:val="3"/>
-          </w:tcPr>
-          <w:p>
-            <w:pPr>
-              <w:jc w:val="center"/>
-            </w:pPr>
-          </w:p>
-        </w:tc>
-        <w:tc>
-          <w:tcPr>
-            <w:tcW w:w="1198" w:type="dxa"/>
-            <w:gridSpan w:val="3"/>
-          </w:tcPr>
-          <w:p>
-            <w:pPr>
-              <w:jc w:val="center"/>
-            </w:pPr>
-          </w:p>
-        </w:tc>
-        <w:tc>
-          <w:tcPr>
-            <w:tcW w:w="1198" w:type="dxa"/>
-            <w:gridSpan w:val="2"/>
-          </w:tcPr>
-          <w:p>
-            <w:pPr>
-              <w:jc w:val="center"/>
-            </w:pPr>
-          </w:p>
-        </w:tc>
-        <w:tc>
-          <w:tcPr>
-            <w:tcW w:w="1198" w:type="dxa"/>
-            <w:gridSpan w:val="2"/>
-          </w:tcPr>
-          <w:p>
-            <w:pPr>
-              <w:jc w:val="center"/>
-            </w:pPr>
-          </w:p>
-        </w:tc>
-        <w:tc>
-          <w:tcPr>
-            <w:tcW w:w="1198" w:type="dxa"/>
-          </w:tcPr>
-          <w:p>
-            <w:pPr>
-              <w:jc w:val="center"/>
-            </w:pPr>
+            <w:vAlign w:val="center"/>
+          </w:tcPr>
+          <w:p>
+            <w:r>
+              <w:t xml:space="preserve">ул. Володарского </w:t>
+            </w:r>
+          </w:p>
+          <w:p>
+            <w:pPr>
+              <w:jc w:val="center"/>
+            </w:pPr>
+            <w:proofErr w:type="gramStart"/>
+            <w:r>
+              <w:t>5 – 183</w:t>
+            </w:r>
+            <w:proofErr w:type="gramEnd"/>
+            <w:r>
+              <w:t xml:space="preserve"> </w:t>
+            </w:r>
           </w:p>
         </w:tc>
       </w:tr>
       <w:tr>
         <w:trPr>
           <w:trHeight w:val="870"/>
+          <w:jc w:val="center"/>
         </w:trPr>
         <w:tc>
           <w:tcPr>
@@ -2818,156 +2173,31 @@
         </w:tc>
         <w:tc>
           <w:tcPr>
-            <w:tcW w:w="1701" w:type="dxa"/>
-            <w:vAlign w:val="center"/>
-          </w:tcPr>
-          <w:p>
-            <w:pPr>
-              <w:jc w:val="center"/>
-            </w:pPr>
-            <w:r>
-              <w:t xml:space="preserve">Богородская </w:t>
-            </w:r>
-          </w:p>
-        </w:tc>
-        <w:tc>
-          <w:tcPr>
-            <w:tcW w:w="709" w:type="dxa"/>
-          </w:tcPr>
-          <w:p>
-            <w:pPr>
-              <w:jc w:val="center"/>
-            </w:pPr>
-            <w:r>
-              <w:t>59</w:t>
-            </w:r>
-          </w:p>
-        </w:tc>
-        <w:tc>
-          <w:tcPr>
-            <w:tcW w:w="708" w:type="dxa"/>
-          </w:tcPr>
-          <w:p>
-            <w:pPr>
-              <w:jc w:val="center"/>
-            </w:pPr>
-            <w:r>
-              <w:t>2</w:t>
-            </w:r>
-          </w:p>
-        </w:tc>
-        <w:tc>
-          <w:tcPr>
             <w:tcW w:w="1698" w:type="dxa"/>
-          </w:tcPr>
-          <w:p>
-            <w:pPr>
-              <w:jc w:val="center"/>
-            </w:pPr>
-          </w:p>
-        </w:tc>
-        <w:tc>
-          <w:tcPr>
-            <w:tcW w:w="1839" w:type="dxa"/>
-            <w:gridSpan w:val="2"/>
-          </w:tcPr>
-          <w:p>
-            <w:pPr>
-              <w:jc w:val="center"/>
-            </w:pPr>
-          </w:p>
-        </w:tc>
-        <w:tc>
-          <w:tcPr>
-            <w:tcW w:w="1839" w:type="dxa"/>
-            <w:gridSpan w:val="4"/>
-          </w:tcPr>
-          <w:p>
-            <w:pPr>
-              <w:jc w:val="center"/>
-            </w:pPr>
-          </w:p>
-        </w:tc>
-        <w:tc>
-          <w:tcPr>
-            <w:tcW w:w="1198" w:type="dxa"/>
-            <w:gridSpan w:val="3"/>
-          </w:tcPr>
-          <w:p>
-            <w:pPr>
-              <w:jc w:val="center"/>
-            </w:pPr>
-          </w:p>
-        </w:tc>
-        <w:tc>
-          <w:tcPr>
-            <w:tcW w:w="1198" w:type="dxa"/>
-            <w:gridSpan w:val="3"/>
-          </w:tcPr>
-          <w:p>
-            <w:pPr>
-              <w:jc w:val="center"/>
-            </w:pPr>
-          </w:p>
-        </w:tc>
-        <w:tc>
-          <w:tcPr>
-            <w:tcW w:w="1198" w:type="dxa"/>
-            <w:gridSpan w:val="3"/>
-          </w:tcPr>
-          <w:p>
-            <w:pPr>
-              <w:jc w:val="center"/>
-            </w:pPr>
-          </w:p>
-        </w:tc>
-        <w:tc>
-          <w:tcPr>
-            <w:tcW w:w="1198" w:type="dxa"/>
-            <w:gridSpan w:val="3"/>
-          </w:tcPr>
-          <w:p>
-            <w:pPr>
-              <w:jc w:val="center"/>
-            </w:pPr>
-          </w:p>
-        </w:tc>
-        <w:tc>
-          <w:tcPr>
-            <w:tcW w:w="1198" w:type="dxa"/>
-            <w:gridSpan w:val="2"/>
-          </w:tcPr>
-          <w:p>
-            <w:pPr>
-              <w:jc w:val="center"/>
-            </w:pPr>
-          </w:p>
-        </w:tc>
-        <w:tc>
-          <w:tcPr>
-            <w:tcW w:w="1198" w:type="dxa"/>
-            <w:gridSpan w:val="2"/>
-          </w:tcPr>
-          <w:p>
-            <w:pPr>
-              <w:jc w:val="center"/>
-            </w:pPr>
-          </w:p>
-        </w:tc>
-        <w:tc>
-          <w:tcPr>
-            <w:tcW w:w="1198" w:type="dxa"/>
-          </w:tcPr>
-          <w:p>
-            <w:pPr>
-              <w:jc w:val="center"/>
-            </w:pPr>
+            <w:vAlign w:val="center"/>
+          </w:tcPr>
+          <w:p>
+            <w:pPr>
+              <w:jc w:val="center"/>
+            </w:pPr>
+            <w:r>
+              <w:t xml:space="preserve">ул. </w:t>
+            </w:r>
+            <w:proofErr w:type="gramStart"/>
+            <w:r>
+              <w:t>Богородская  59</w:t>
+            </w:r>
+            <w:proofErr w:type="gramEnd"/>
+            <w:r>
+              <w:t xml:space="preserve"> – 2</w:t>
+            </w:r>
           </w:p>
         </w:tc>
       </w:tr>
       <w:tr>
         <w:trPr>
           <w:trHeight w:val="870"/>
+          <w:jc w:val="center"/>
         </w:trPr>
         <w:tc>
           <w:tcPr>
@@ -3063,156 +2293,33 @@
         </w:tc>
         <w:tc>
           <w:tcPr>
-            <w:tcW w:w="1701" w:type="dxa"/>
-            <w:vAlign w:val="center"/>
-          </w:tcPr>
-          <w:p>
-            <w:pPr>
-              <w:jc w:val="center"/>
-            </w:pPr>
-            <w:r>
-              <w:t>Некрасова</w:t>
-            </w:r>
-          </w:p>
-        </w:tc>
-        <w:tc>
-          <w:tcPr>
-            <w:tcW w:w="709" w:type="dxa"/>
-          </w:tcPr>
-          <w:p>
-            <w:pPr>
-              <w:jc w:val="center"/>
-            </w:pPr>
-            <w:r>
-              <w:t>10</w:t>
-            </w:r>
-          </w:p>
-        </w:tc>
-        <w:tc>
-          <w:tcPr>
-            <w:tcW w:w="708" w:type="dxa"/>
-          </w:tcPr>
-          <w:p>
-            <w:pPr>
-              <w:jc w:val="center"/>
-            </w:pPr>
-            <w:r>
-              <w:t>33</w:t>
-            </w:r>
-          </w:p>
-        </w:tc>
-        <w:tc>
-          <w:tcPr>
             <w:tcW w:w="1698" w:type="dxa"/>
-          </w:tcPr>
-          <w:p>
-            <w:pPr>
-              <w:jc w:val="center"/>
-            </w:pPr>
-          </w:p>
-        </w:tc>
-        <w:tc>
-          <w:tcPr>
-            <w:tcW w:w="1839" w:type="dxa"/>
-            <w:gridSpan w:val="2"/>
-          </w:tcPr>
-          <w:p>
-            <w:pPr>
-              <w:jc w:val="center"/>
-            </w:pPr>
-          </w:p>
-        </w:tc>
-        <w:tc>
-          <w:tcPr>
-            <w:tcW w:w="1839" w:type="dxa"/>
-            <w:gridSpan w:val="4"/>
-          </w:tcPr>
-          <w:p>
-            <w:pPr>
-              <w:jc w:val="center"/>
-            </w:pPr>
-          </w:p>
-        </w:tc>
-        <w:tc>
-          <w:tcPr>
-            <w:tcW w:w="1198" w:type="dxa"/>
-            <w:gridSpan w:val="3"/>
-          </w:tcPr>
-          <w:p>
-            <w:pPr>
-              <w:jc w:val="center"/>
-            </w:pPr>
-          </w:p>
-        </w:tc>
-        <w:tc>
-          <w:tcPr>
-            <w:tcW w:w="1198" w:type="dxa"/>
-            <w:gridSpan w:val="3"/>
-          </w:tcPr>
-          <w:p>
-            <w:pPr>
-              <w:jc w:val="center"/>
-            </w:pPr>
-          </w:p>
-        </w:tc>
-        <w:tc>
-          <w:tcPr>
-            <w:tcW w:w="1198" w:type="dxa"/>
-            <w:gridSpan w:val="3"/>
-          </w:tcPr>
-          <w:p>
-            <w:pPr>
-              <w:jc w:val="center"/>
-            </w:pPr>
-          </w:p>
-        </w:tc>
-        <w:tc>
-          <w:tcPr>
-            <w:tcW w:w="1198" w:type="dxa"/>
-            <w:gridSpan w:val="3"/>
-          </w:tcPr>
-          <w:p>
-            <w:pPr>
-              <w:jc w:val="center"/>
-            </w:pPr>
-          </w:p>
-        </w:tc>
-        <w:tc>
-          <w:tcPr>
-            <w:tcW w:w="1198" w:type="dxa"/>
-            <w:gridSpan w:val="2"/>
-          </w:tcPr>
-          <w:p>
-            <w:pPr>
-              <w:jc w:val="center"/>
-            </w:pPr>
-          </w:p>
-        </w:tc>
-        <w:tc>
-          <w:tcPr>
-            <w:tcW w:w="1198" w:type="dxa"/>
-            <w:gridSpan w:val="2"/>
-          </w:tcPr>
-          <w:p>
-            <w:pPr>
-              <w:jc w:val="center"/>
-            </w:pPr>
-          </w:p>
-        </w:tc>
-        <w:tc>
-          <w:tcPr>
-            <w:tcW w:w="1198" w:type="dxa"/>
-          </w:tcPr>
-          <w:p>
-            <w:pPr>
-              <w:jc w:val="center"/>
-            </w:pPr>
+            <w:vAlign w:val="center"/>
+          </w:tcPr>
+          <w:p>
+            <w:r>
+              <w:t>ул. Некрасова</w:t>
+            </w:r>
+          </w:p>
+          <w:p>
+            <w:pPr>
+              <w:jc w:val="center"/>
+            </w:pPr>
+            <w:proofErr w:type="gramStart"/>
+            <w:r>
+              <w:t>10 – 33</w:t>
+            </w:r>
+            <w:proofErr w:type="gramEnd"/>
+            <w:r>
+              <w:t xml:space="preserve"> </w:t>
+            </w:r>
           </w:p>
         </w:tc>
       </w:tr>
       <w:tr>
         <w:trPr>
           <w:trHeight w:val="870"/>
+          <w:jc w:val="center"/>
         </w:trPr>
         <w:tc>
           <w:tcPr>
@@ -3308,156 +2415,33 @@
         </w:tc>
         <w:tc>
           <w:tcPr>
-            <w:tcW w:w="1701" w:type="dxa"/>
-            <w:vAlign w:val="center"/>
-          </w:tcPr>
-          <w:p>
-            <w:pPr>
-              <w:jc w:val="center"/>
-            </w:pPr>
-            <w:r>
-              <w:t xml:space="preserve">Вятская </w:t>
-            </w:r>
-          </w:p>
-        </w:tc>
-        <w:tc>
-          <w:tcPr>
-            <w:tcW w:w="709" w:type="dxa"/>
-          </w:tcPr>
-          <w:p>
-            <w:pPr>
-              <w:jc w:val="center"/>
-            </w:pPr>
-            <w:r>
-              <w:t>18/1</w:t>
-            </w:r>
-          </w:p>
-        </w:tc>
-        <w:tc>
-          <w:tcPr>
-            <w:tcW w:w="708" w:type="dxa"/>
-          </w:tcPr>
-          <w:p>
-            <w:pPr>
-              <w:jc w:val="center"/>
-            </w:pPr>
-            <w:r>
-              <w:t>11</w:t>
-            </w:r>
-          </w:p>
-        </w:tc>
-        <w:tc>
-          <w:tcPr>
             <w:tcW w:w="1698" w:type="dxa"/>
-          </w:tcPr>
-          <w:p>
-            <w:pPr>
-              <w:jc w:val="center"/>
-            </w:pPr>
-          </w:p>
-        </w:tc>
-        <w:tc>
-          <w:tcPr>
-            <w:tcW w:w="1839" w:type="dxa"/>
-            <w:gridSpan w:val="2"/>
-          </w:tcPr>
-          <w:p>
-            <w:pPr>
-              <w:jc w:val="center"/>
-            </w:pPr>
-          </w:p>
-        </w:tc>
-        <w:tc>
-          <w:tcPr>
-            <w:tcW w:w="1839" w:type="dxa"/>
-            <w:gridSpan w:val="4"/>
-          </w:tcPr>
-          <w:p>
-            <w:pPr>
-              <w:jc w:val="center"/>
-            </w:pPr>
-          </w:p>
-        </w:tc>
-        <w:tc>
-          <w:tcPr>
-            <w:tcW w:w="1198" w:type="dxa"/>
-            <w:gridSpan w:val="3"/>
-          </w:tcPr>
-          <w:p>
-            <w:pPr>
-              <w:jc w:val="center"/>
-            </w:pPr>
-          </w:p>
-        </w:tc>
-        <w:tc>
-          <w:tcPr>
-            <w:tcW w:w="1198" w:type="dxa"/>
-            <w:gridSpan w:val="3"/>
-          </w:tcPr>
-          <w:p>
-            <w:pPr>
-              <w:jc w:val="center"/>
-            </w:pPr>
-          </w:p>
-        </w:tc>
-        <w:tc>
-          <w:tcPr>
-            <w:tcW w:w="1198" w:type="dxa"/>
-            <w:gridSpan w:val="3"/>
-          </w:tcPr>
-          <w:p>
-            <w:pPr>
-              <w:jc w:val="center"/>
-            </w:pPr>
-          </w:p>
-        </w:tc>
-        <w:tc>
-          <w:tcPr>
-            <w:tcW w:w="1198" w:type="dxa"/>
-            <w:gridSpan w:val="3"/>
-          </w:tcPr>
-          <w:p>
-            <w:pPr>
-              <w:jc w:val="center"/>
-            </w:pPr>
-          </w:p>
-        </w:tc>
-        <w:tc>
-          <w:tcPr>
-            <w:tcW w:w="1198" w:type="dxa"/>
-            <w:gridSpan w:val="2"/>
-          </w:tcPr>
-          <w:p>
-            <w:pPr>
-              <w:jc w:val="center"/>
-            </w:pPr>
-          </w:p>
-        </w:tc>
-        <w:tc>
-          <w:tcPr>
-            <w:tcW w:w="1198" w:type="dxa"/>
-            <w:gridSpan w:val="2"/>
-          </w:tcPr>
-          <w:p>
-            <w:pPr>
-              <w:jc w:val="center"/>
-            </w:pPr>
-          </w:p>
-        </w:tc>
-        <w:tc>
-          <w:tcPr>
-            <w:tcW w:w="1198" w:type="dxa"/>
-          </w:tcPr>
-          <w:p>
-            <w:pPr>
-              <w:jc w:val="center"/>
-            </w:pPr>
+            <w:vAlign w:val="center"/>
+          </w:tcPr>
+          <w:p>
+            <w:r>
+              <w:t xml:space="preserve">ул. Вятская </w:t>
+            </w:r>
+          </w:p>
+          <w:p>
+            <w:pPr>
+              <w:jc w:val="center"/>
+            </w:pPr>
+            <w:proofErr w:type="gramStart"/>
+            <w:r>
+              <w:t>18/1 – 11</w:t>
+            </w:r>
+            <w:proofErr w:type="gramEnd"/>
+            <w:r>
+              <w:t xml:space="preserve"> </w:t>
+            </w:r>
           </w:p>
         </w:tc>
       </w:tr>
       <w:tr>
         <w:trPr>
           <w:trHeight w:val="870"/>
+          <w:jc w:val="center"/>
         </w:trPr>
         <w:tc>
           <w:tcPr>
@@ -3553,156 +2537,33 @@
         </w:tc>
         <w:tc>
           <w:tcPr>
-            <w:tcW w:w="1701" w:type="dxa"/>
-            <w:vAlign w:val="center"/>
-          </w:tcPr>
-          <w:p>
-            <w:pPr>
-              <w:jc w:val="center"/>
-            </w:pPr>
-            <w:r>
-              <w:t xml:space="preserve">Воровского </w:t>
-            </w:r>
-          </w:p>
-        </w:tc>
-        <w:tc>
-          <w:tcPr>
-            <w:tcW w:w="709" w:type="dxa"/>
-          </w:tcPr>
-          <w:p>
-            <w:pPr>
-              <w:jc w:val="center"/>
-            </w:pPr>
-            <w:r>
-              <w:t>3</w:t>
-            </w:r>
-          </w:p>
-        </w:tc>
-        <w:tc>
-          <w:tcPr>
-            <w:tcW w:w="708" w:type="dxa"/>
-          </w:tcPr>
-          <w:p>
-            <w:pPr>
-              <w:jc w:val="center"/>
-            </w:pPr>
-            <w:r>
-              <w:t>71</w:t>
-            </w:r>
-          </w:p>
-        </w:tc>
-        <w:tc>
-          <w:tcPr>
             <w:tcW w:w="1698" w:type="dxa"/>
-          </w:tcPr>
-          <w:p>
-            <w:pPr>
-              <w:jc w:val="center"/>
-            </w:pPr>
-          </w:p>
-        </w:tc>
-        <w:tc>
-          <w:tcPr>
-            <w:tcW w:w="1839" w:type="dxa"/>
-            <w:gridSpan w:val="2"/>
-          </w:tcPr>
-          <w:p>
-            <w:pPr>
-              <w:jc w:val="center"/>
-            </w:pPr>
-          </w:p>
-        </w:tc>
-        <w:tc>
-          <w:tcPr>
-            <w:tcW w:w="1839" w:type="dxa"/>
-            <w:gridSpan w:val="4"/>
-          </w:tcPr>
-          <w:p>
-            <w:pPr>
-              <w:jc w:val="center"/>
-            </w:pPr>
-          </w:p>
-        </w:tc>
-        <w:tc>
-          <w:tcPr>
-            <w:tcW w:w="1198" w:type="dxa"/>
-            <w:gridSpan w:val="3"/>
-          </w:tcPr>
-          <w:p>
-            <w:pPr>
-              <w:jc w:val="center"/>
-            </w:pPr>
-          </w:p>
-        </w:tc>
-        <w:tc>
-          <w:tcPr>
-            <w:tcW w:w="1198" w:type="dxa"/>
-            <w:gridSpan w:val="3"/>
-          </w:tcPr>
-          <w:p>
-            <w:pPr>
-              <w:jc w:val="center"/>
-            </w:pPr>
-          </w:p>
-        </w:tc>
-        <w:tc>
-          <w:tcPr>
-            <w:tcW w:w="1198" w:type="dxa"/>
-            <w:gridSpan w:val="3"/>
-          </w:tcPr>
-          <w:p>
-            <w:pPr>
-              <w:jc w:val="center"/>
-            </w:pPr>
-          </w:p>
-        </w:tc>
-        <w:tc>
-          <w:tcPr>
-            <w:tcW w:w="1198" w:type="dxa"/>
-            <w:gridSpan w:val="3"/>
-          </w:tcPr>
-          <w:p>
-            <w:pPr>
-              <w:jc w:val="center"/>
-            </w:pPr>
-          </w:p>
-        </w:tc>
-        <w:tc>
-          <w:tcPr>
-            <w:tcW w:w="1198" w:type="dxa"/>
-            <w:gridSpan w:val="2"/>
-          </w:tcPr>
-          <w:p>
-            <w:pPr>
-              <w:jc w:val="center"/>
-            </w:pPr>
-          </w:p>
-        </w:tc>
-        <w:tc>
-          <w:tcPr>
-            <w:tcW w:w="1198" w:type="dxa"/>
-            <w:gridSpan w:val="2"/>
-          </w:tcPr>
-          <w:p>
-            <w:pPr>
-              <w:jc w:val="center"/>
-            </w:pPr>
-          </w:p>
-        </w:tc>
-        <w:tc>
-          <w:tcPr>
-            <w:tcW w:w="1198" w:type="dxa"/>
-          </w:tcPr>
-          <w:p>
-            <w:pPr>
-              <w:jc w:val="center"/>
-            </w:pPr>
+            <w:vAlign w:val="center"/>
+          </w:tcPr>
+          <w:p>
+            <w:r>
+              <w:t xml:space="preserve">ул. Воровского </w:t>
+            </w:r>
+          </w:p>
+          <w:p>
+            <w:pPr>
+              <w:jc w:val="center"/>
+            </w:pPr>
+            <w:proofErr w:type="gramStart"/>
+            <w:r>
+              <w:t>3 – 71</w:t>
+            </w:r>
+            <w:proofErr w:type="gramEnd"/>
+            <w:r>
+              <w:t xml:space="preserve"> </w:t>
+            </w:r>
           </w:p>
         </w:tc>
       </w:tr>
       <w:tr>
         <w:trPr>
           <w:trHeight w:val="870"/>
+          <w:jc w:val="center"/>
         </w:trPr>
         <w:tc>
           <w:tcPr>
@@ -3798,158 +2659,38 @@
         </w:tc>
         <w:tc>
           <w:tcPr>
-            <w:tcW w:w="1701" w:type="dxa"/>
-            <w:vAlign w:val="center"/>
-          </w:tcPr>
-          <w:p>
-            <w:pPr>
-              <w:jc w:val="center"/>
-            </w:pPr>
+            <w:tcW w:w="1698" w:type="dxa"/>
+            <w:vAlign w:val="center"/>
+          </w:tcPr>
+          <w:p>
+            <w:r>
+              <w:t xml:space="preserve">ул. </w:t>
+            </w:r>
             <w:proofErr w:type="spellStart"/>
             <w:r>
               <w:t>Мопра</w:t>
             </w:r>
             <w:proofErr w:type="spellEnd"/>
           </w:p>
-        </w:tc>
-        <w:tc>
-          <w:tcPr>
-            <w:tcW w:w="709" w:type="dxa"/>
-          </w:tcPr>
-          <w:p>
-            <w:pPr>
-              <w:jc w:val="center"/>
-            </w:pPr>
-            <w:r>
-              <w:t>123</w:t>
-            </w:r>
-          </w:p>
-        </w:tc>
-        <w:tc>
-          <w:tcPr>
-            <w:tcW w:w="708" w:type="dxa"/>
-          </w:tcPr>
-          <w:p>
-            <w:pPr>
-              <w:jc w:val="center"/>
-            </w:pPr>
-            <w:r>
-              <w:t>3</w:t>
-            </w:r>
-          </w:p>
-        </w:tc>
-        <w:tc>
-          <w:tcPr>
-            <w:tcW w:w="1698" w:type="dxa"/>
-          </w:tcPr>
-          <w:p>
-            <w:pPr>
-              <w:jc w:val="center"/>
-            </w:pPr>
-          </w:p>
-        </w:tc>
-        <w:tc>
-          <w:tcPr>
-            <w:tcW w:w="1839" w:type="dxa"/>
-            <w:gridSpan w:val="2"/>
-          </w:tcPr>
-          <w:p>
-            <w:pPr>
-              <w:jc w:val="center"/>
-            </w:pPr>
-          </w:p>
-        </w:tc>
-        <w:tc>
-          <w:tcPr>
-            <w:tcW w:w="1839" w:type="dxa"/>
-            <w:gridSpan w:val="4"/>
-          </w:tcPr>
-          <w:p>
-            <w:pPr>
-              <w:jc w:val="center"/>
-            </w:pPr>
-          </w:p>
-        </w:tc>
-        <w:tc>
-          <w:tcPr>
-            <w:tcW w:w="1198" w:type="dxa"/>
-            <w:gridSpan w:val="3"/>
-          </w:tcPr>
-          <w:p>
-            <w:pPr>
-              <w:jc w:val="center"/>
-            </w:pPr>
-          </w:p>
-        </w:tc>
-        <w:tc>
-          <w:tcPr>
-            <w:tcW w:w="1198" w:type="dxa"/>
-            <w:gridSpan w:val="3"/>
-          </w:tcPr>
-          <w:p>
-            <w:pPr>
-              <w:jc w:val="center"/>
-            </w:pPr>
-          </w:p>
-        </w:tc>
-        <w:tc>
-          <w:tcPr>
-            <w:tcW w:w="1198" w:type="dxa"/>
-            <w:gridSpan w:val="3"/>
-          </w:tcPr>
-          <w:p>
-            <w:pPr>
-              <w:jc w:val="center"/>
-            </w:pPr>
-          </w:p>
-        </w:tc>
-        <w:tc>
-          <w:tcPr>
-            <w:tcW w:w="1198" w:type="dxa"/>
-            <w:gridSpan w:val="3"/>
-          </w:tcPr>
-          <w:p>
-            <w:pPr>
-              <w:jc w:val="center"/>
-            </w:pPr>
-          </w:p>
-        </w:tc>
-        <w:tc>
-          <w:tcPr>
-            <w:tcW w:w="1198" w:type="dxa"/>
-            <w:gridSpan w:val="2"/>
-          </w:tcPr>
-          <w:p>
-            <w:pPr>
-              <w:jc w:val="center"/>
-            </w:pPr>
-          </w:p>
-        </w:tc>
-        <w:tc>
-          <w:tcPr>
-            <w:tcW w:w="1198" w:type="dxa"/>
-            <w:gridSpan w:val="2"/>
-          </w:tcPr>
-          <w:p>
-            <w:pPr>
-              <w:jc w:val="center"/>
-            </w:pPr>
-          </w:p>
-        </w:tc>
-        <w:tc>
-          <w:tcPr>
-            <w:tcW w:w="1198" w:type="dxa"/>
-          </w:tcPr>
-          <w:p>
-            <w:pPr>
-              <w:jc w:val="center"/>
-            </w:pPr>
+          <w:p>
+            <w:pPr>
+              <w:jc w:val="center"/>
+            </w:pPr>
+            <w:proofErr w:type="gramStart"/>
+            <w:r>
+              <w:t>123 – 3</w:t>
+            </w:r>
+            <w:proofErr w:type="gramEnd"/>
+            <w:r>
+              <w:t xml:space="preserve"> </w:t>
+            </w:r>
           </w:p>
         </w:tc>
       </w:tr>
       <w:tr>
         <w:trPr>
           <w:trHeight w:val="870"/>
+          <w:jc w:val="center"/>
         </w:trPr>
         <w:tc>
           <w:tcPr>
@@ -4045,156 +2786,28 @@
         </w:tc>
         <w:tc>
           <w:tcPr>
-            <w:tcW w:w="1701" w:type="dxa"/>
-            <w:vAlign w:val="center"/>
-          </w:tcPr>
-          <w:p>
-            <w:pPr>
-              <w:jc w:val="center"/>
-            </w:pPr>
-            <w:r>
-              <w:t xml:space="preserve">Свободы </w:t>
-            </w:r>
-          </w:p>
-        </w:tc>
-        <w:tc>
-          <w:tcPr>
-            <w:tcW w:w="709" w:type="dxa"/>
-          </w:tcPr>
-          <w:p>
-            <w:pPr>
-              <w:jc w:val="center"/>
-            </w:pPr>
-            <w:r>
-              <w:t>128</w:t>
-            </w:r>
-          </w:p>
-        </w:tc>
-        <w:tc>
-          <w:tcPr>
-            <w:tcW w:w="708" w:type="dxa"/>
-          </w:tcPr>
-          <w:p>
-            <w:pPr>
-              <w:jc w:val="center"/>
-            </w:pPr>
-            <w:r>
-              <w:t>19</w:t>
-            </w:r>
-          </w:p>
-        </w:tc>
-        <w:tc>
-          <w:tcPr>
             <w:tcW w:w="1698" w:type="dxa"/>
-          </w:tcPr>
-          <w:p>
-            <w:pPr>
-              <w:jc w:val="center"/>
-            </w:pPr>
-          </w:p>
-        </w:tc>
-        <w:tc>
-          <w:tcPr>
-            <w:tcW w:w="1839" w:type="dxa"/>
-            <w:gridSpan w:val="2"/>
-          </w:tcPr>
-          <w:p>
-            <w:pPr>
-              <w:jc w:val="center"/>
-            </w:pPr>
-          </w:p>
-        </w:tc>
-        <w:tc>
-          <w:tcPr>
-            <w:tcW w:w="1839" w:type="dxa"/>
-            <w:gridSpan w:val="4"/>
-          </w:tcPr>
-          <w:p>
-            <w:pPr>
-              <w:jc w:val="center"/>
-            </w:pPr>
-          </w:p>
-        </w:tc>
-        <w:tc>
-          <w:tcPr>
-            <w:tcW w:w="1198" w:type="dxa"/>
-            <w:gridSpan w:val="3"/>
-          </w:tcPr>
-          <w:p>
-            <w:pPr>
-              <w:jc w:val="center"/>
-            </w:pPr>
-          </w:p>
-        </w:tc>
-        <w:tc>
-          <w:tcPr>
-            <w:tcW w:w="1198" w:type="dxa"/>
-            <w:gridSpan w:val="3"/>
-          </w:tcPr>
-          <w:p>
-            <w:pPr>
-              <w:jc w:val="center"/>
-            </w:pPr>
-          </w:p>
-        </w:tc>
-        <w:tc>
-          <w:tcPr>
-            <w:tcW w:w="1198" w:type="dxa"/>
-            <w:gridSpan w:val="3"/>
-          </w:tcPr>
-          <w:p>
-            <w:pPr>
-              <w:jc w:val="center"/>
-            </w:pPr>
-          </w:p>
-        </w:tc>
-        <w:tc>
-          <w:tcPr>
-            <w:tcW w:w="1198" w:type="dxa"/>
-            <w:gridSpan w:val="3"/>
-          </w:tcPr>
-          <w:p>
-            <w:pPr>
-              <w:jc w:val="center"/>
-            </w:pPr>
-          </w:p>
-        </w:tc>
-        <w:tc>
-          <w:tcPr>
-            <w:tcW w:w="1198" w:type="dxa"/>
-            <w:gridSpan w:val="2"/>
-          </w:tcPr>
-          <w:p>
-            <w:pPr>
-              <w:jc w:val="center"/>
-            </w:pPr>
-          </w:p>
-        </w:tc>
-        <w:tc>
-          <w:tcPr>
-            <w:tcW w:w="1198" w:type="dxa"/>
-            <w:gridSpan w:val="2"/>
-          </w:tcPr>
-          <w:p>
-            <w:pPr>
-              <w:jc w:val="center"/>
-            </w:pPr>
-          </w:p>
-        </w:tc>
-        <w:tc>
-          <w:tcPr>
-            <w:tcW w:w="1198" w:type="dxa"/>
-          </w:tcPr>
-          <w:p>
-            <w:pPr>
-              <w:jc w:val="center"/>
-            </w:pPr>
+            <w:vAlign w:val="center"/>
+          </w:tcPr>
+          <w:p>
+            <w:r>
+              <w:t xml:space="preserve">ул. Свободы </w:t>
+            </w:r>
+          </w:p>
+          <w:p>
+            <w:pPr>
+              <w:jc w:val="center"/>
+            </w:pPr>
+            <w:r>
+              <w:t>128 – 19</w:t>
+            </w:r>
           </w:p>
         </w:tc>
       </w:tr>
       <w:tr>
         <w:trPr>
           <w:trHeight w:val="870"/>
+          <w:jc w:val="center"/>
         </w:trPr>
         <w:tc>
           <w:tcPr>
@@ -4290,156 +2903,33 @@
         </w:tc>
         <w:tc>
           <w:tcPr>
-            <w:tcW w:w="1701" w:type="dxa"/>
-            <w:vAlign w:val="center"/>
-          </w:tcPr>
-          <w:p>
-            <w:pPr>
-              <w:jc w:val="center"/>
-            </w:pPr>
-            <w:r>
-              <w:t xml:space="preserve">Вятская </w:t>
-            </w:r>
-          </w:p>
-        </w:tc>
-        <w:tc>
-          <w:tcPr>
-            <w:tcW w:w="709" w:type="dxa"/>
-          </w:tcPr>
-          <w:p>
-            <w:pPr>
-              <w:jc w:val="center"/>
-            </w:pPr>
-            <w:r>
-              <w:t>18/1</w:t>
-            </w:r>
-          </w:p>
-        </w:tc>
-        <w:tc>
-          <w:tcPr>
-            <w:tcW w:w="708" w:type="dxa"/>
-          </w:tcPr>
-          <w:p>
-            <w:pPr>
-              <w:jc w:val="center"/>
-            </w:pPr>
-            <w:r>
-              <w:t>11</w:t>
-            </w:r>
-          </w:p>
-        </w:tc>
-        <w:tc>
-          <w:tcPr>
             <w:tcW w:w="1698" w:type="dxa"/>
-          </w:tcPr>
-          <w:p>
-            <w:pPr>
-              <w:jc w:val="center"/>
-            </w:pPr>
-          </w:p>
-        </w:tc>
-        <w:tc>
-          <w:tcPr>
-            <w:tcW w:w="1839" w:type="dxa"/>
-            <w:gridSpan w:val="2"/>
-          </w:tcPr>
-          <w:p>
-            <w:pPr>
-              <w:jc w:val="center"/>
-            </w:pPr>
-          </w:p>
-        </w:tc>
-        <w:tc>
-          <w:tcPr>
-            <w:tcW w:w="1839" w:type="dxa"/>
-            <w:gridSpan w:val="4"/>
-          </w:tcPr>
-          <w:p>
-            <w:pPr>
-              <w:jc w:val="center"/>
-            </w:pPr>
-          </w:p>
-        </w:tc>
-        <w:tc>
-          <w:tcPr>
-            <w:tcW w:w="1198" w:type="dxa"/>
-            <w:gridSpan w:val="3"/>
-          </w:tcPr>
-          <w:p>
-            <w:pPr>
-              <w:jc w:val="center"/>
-            </w:pPr>
-          </w:p>
-        </w:tc>
-        <w:tc>
-          <w:tcPr>
-            <w:tcW w:w="1198" w:type="dxa"/>
-            <w:gridSpan w:val="3"/>
-          </w:tcPr>
-          <w:p>
-            <w:pPr>
-              <w:jc w:val="center"/>
-            </w:pPr>
-          </w:p>
-        </w:tc>
-        <w:tc>
-          <w:tcPr>
-            <w:tcW w:w="1198" w:type="dxa"/>
-            <w:gridSpan w:val="3"/>
-          </w:tcPr>
-          <w:p>
-            <w:pPr>
-              <w:jc w:val="center"/>
-            </w:pPr>
-          </w:p>
-        </w:tc>
-        <w:tc>
-          <w:tcPr>
-            <w:tcW w:w="1198" w:type="dxa"/>
-            <w:gridSpan w:val="3"/>
-          </w:tcPr>
-          <w:p>
-            <w:pPr>
-              <w:jc w:val="center"/>
-            </w:pPr>
-          </w:p>
-        </w:tc>
-        <w:tc>
-          <w:tcPr>
-            <w:tcW w:w="1198" w:type="dxa"/>
-            <w:gridSpan w:val="2"/>
-          </w:tcPr>
-          <w:p>
-            <w:pPr>
-              <w:jc w:val="center"/>
-            </w:pPr>
-          </w:p>
-        </w:tc>
-        <w:tc>
-          <w:tcPr>
-            <w:tcW w:w="1198" w:type="dxa"/>
-            <w:gridSpan w:val="2"/>
-          </w:tcPr>
-          <w:p>
-            <w:pPr>
-              <w:jc w:val="center"/>
-            </w:pPr>
-          </w:p>
-        </w:tc>
-        <w:tc>
-          <w:tcPr>
-            <w:tcW w:w="1198" w:type="dxa"/>
-          </w:tcPr>
-          <w:p>
-            <w:pPr>
-              <w:jc w:val="center"/>
-            </w:pPr>
+            <w:vAlign w:val="center"/>
+          </w:tcPr>
+          <w:p>
+            <w:r>
+              <w:t xml:space="preserve">ул. Вятская </w:t>
+            </w:r>
+          </w:p>
+          <w:p>
+            <w:pPr>
+              <w:jc w:val="center"/>
+            </w:pPr>
+            <w:proofErr w:type="gramStart"/>
+            <w:r>
+              <w:t>18/1 – 11</w:t>
+            </w:r>
+            <w:proofErr w:type="gramEnd"/>
+            <w:r>
+              <w:t xml:space="preserve"> </w:t>
+            </w:r>
           </w:p>
         </w:tc>
       </w:tr>
       <w:tr>
         <w:trPr>
           <w:trHeight w:val="870"/>
+          <w:jc w:val="center"/>
         </w:trPr>
         <w:tc>
           <w:tcPr>
@@ -4535,150 +3025,26 @@
         </w:tc>
         <w:tc>
           <w:tcPr>
-            <w:tcW w:w="1701" w:type="dxa"/>
-            <w:vAlign w:val="center"/>
-          </w:tcPr>
-          <w:p>
-            <w:pPr>
-              <w:jc w:val="center"/>
-            </w:pPr>
-            <w:r>
-              <w:t xml:space="preserve">Воровского </w:t>
-            </w:r>
-          </w:p>
-        </w:tc>
-        <w:tc>
-          <w:tcPr>
-            <w:tcW w:w="709" w:type="dxa"/>
-          </w:tcPr>
-          <w:p>
-            <w:pPr>
-              <w:jc w:val="center"/>
-            </w:pPr>
-            <w:r>
-              <w:t>3</w:t>
-            </w:r>
-          </w:p>
-        </w:tc>
-        <w:tc>
-          <w:tcPr>
-            <w:tcW w:w="708" w:type="dxa"/>
-          </w:tcPr>
-          <w:p>
-            <w:pPr>
-              <w:jc w:val="center"/>
-            </w:pPr>
-            <w:r>
-              <w:t>71</w:t>
-            </w:r>
-          </w:p>
-        </w:tc>
-        <w:tc>
-          <w:tcPr>
             <w:tcW w:w="1698" w:type="dxa"/>
-          </w:tcPr>
-          <w:p>
-            <w:pPr>
-              <w:jc w:val="center"/>
-            </w:pPr>
-          </w:p>
-        </w:tc>
-        <w:tc>
-          <w:tcPr>
-            <w:tcW w:w="1839" w:type="dxa"/>
-            <w:gridSpan w:val="2"/>
-          </w:tcPr>
-          <w:p>
-            <w:pPr>
-              <w:jc w:val="center"/>
-            </w:pPr>
-          </w:p>
-        </w:tc>
-        <w:tc>
-          <w:tcPr>
-            <w:tcW w:w="1839" w:type="dxa"/>
-            <w:gridSpan w:val="4"/>
-          </w:tcPr>
-          <w:p>
-            <w:pPr>
-              <w:jc w:val="center"/>
-            </w:pPr>
-          </w:p>
-        </w:tc>
-        <w:tc>
-          <w:tcPr>
-            <w:tcW w:w="1198" w:type="dxa"/>
-            <w:gridSpan w:val="3"/>
-          </w:tcPr>
-          <w:p>
-            <w:pPr>
-              <w:jc w:val="center"/>
-            </w:pPr>
-          </w:p>
-        </w:tc>
-        <w:tc>
-          <w:tcPr>
-            <w:tcW w:w="1198" w:type="dxa"/>
-            <w:gridSpan w:val="3"/>
-          </w:tcPr>
-          <w:p>
-            <w:pPr>
-              <w:jc w:val="center"/>
-            </w:pPr>
-          </w:p>
-        </w:tc>
-        <w:tc>
-          <w:tcPr>
-            <w:tcW w:w="1198" w:type="dxa"/>
-            <w:gridSpan w:val="3"/>
-          </w:tcPr>
-          <w:p>
-            <w:pPr>
-              <w:jc w:val="center"/>
-            </w:pPr>
-          </w:p>
-        </w:tc>
-        <w:tc>
-          <w:tcPr>
-            <w:tcW w:w="1198" w:type="dxa"/>
-            <w:gridSpan w:val="3"/>
-          </w:tcPr>
-          <w:p>
-            <w:pPr>
-              <w:jc w:val="center"/>
-            </w:pPr>
-          </w:p>
-        </w:tc>
-        <w:tc>
-          <w:tcPr>
-            <w:tcW w:w="1198" w:type="dxa"/>
-            <w:gridSpan w:val="2"/>
-          </w:tcPr>
-          <w:p>
-            <w:pPr>
-              <w:jc w:val="center"/>
-            </w:pPr>
-          </w:p>
-        </w:tc>
-        <w:tc>
-          <w:tcPr>
-            <w:tcW w:w="1198" w:type="dxa"/>
-            <w:gridSpan w:val="2"/>
-          </w:tcPr>
-          <w:p>
-            <w:pPr>
-              <w:jc w:val="center"/>
-            </w:pPr>
-          </w:p>
-        </w:tc>
-        <w:tc>
-          <w:tcPr>
-            <w:tcW w:w="1198" w:type="dxa"/>
-          </w:tcPr>
-          <w:p>
-            <w:pPr>
-              <w:jc w:val="center"/>
-            </w:pPr>
+            <w:vAlign w:val="center"/>
+          </w:tcPr>
+          <w:p>
+            <w:r>
+              <w:t xml:space="preserve">ул. Воровского </w:t>
+            </w:r>
+          </w:p>
+          <w:p>
+            <w:pPr>
+              <w:jc w:val="center"/>
+            </w:pPr>
+            <w:proofErr w:type="gramStart"/>
+            <w:r>
+              <w:t>3 – 71</w:t>
+            </w:r>
+            <w:proofErr w:type="gramEnd"/>
+            <w:r>
+              <w:t xml:space="preserve"> </w:t>
+            </w:r>
           </w:p>
         </w:tc>
       </w:tr>
@@ -4721,17 +3087,10 @@
     </w:p>
     <w:p>
       <w:r>
-        <w:t>ФИО → Улица</w:t>
+        <w:t xml:space="preserve">ФИО → </w:t>
       </w:r>
-    </w:p>
-    <w:p>
       <w:r>
-        <w:t>ФИО → Дом</w:t>
-      </w:r>
-    </w:p>
-    <w:p>
-      <w:r>
-        <w:t>ФИО → Квартира</w:t>
+        <w:t>Адрес</w:t>
       </w:r>
     </w:p>
     <w:p/>
@@ -4742,19 +3101,16 @@
     </w:p>
     <w:p>
       <w:r>
-        <w:lastRenderedPageBreak/>
-        <w:t xml:space="preserve">НП – название предмета, Ц – цикл, ОЧ – объем часов, Кат – категория, О – оклад, У – улица, Д – Дом, Кв </w:t>
+        <w:t xml:space="preserve">НП – название предмета, Ц – цикл, ОЧ – объем часов, Кат – категория, </w:t>
       </w:r>
       <w:r>
-        <w:t>–</w:t>
-      </w:r>
-      <w:r>
-        <w:t xml:space="preserve"> Квартира</w:t>
+        <w:t>А - адрес</w:t>
       </w:r>
     </w:p>
     <w:p/>
     <w:p>
       <w:r>
+        <w:lastRenderedPageBreak/>
         <w:t xml:space="preserve">Наше отношение примет вид: </w:t>
       </w:r>
       <w:r>
@@ -4802,13 +3158,14 @@
         <w:t>,</w:t>
       </w:r>
       <w:r>
-        <w:t xml:space="preserve"> Ц, ОЧ, О, У, Д, </w:t>
+        <w:t xml:space="preserve"> Ц, ОЧ, О,</w:t>
       </w:r>
-      <w:proofErr w:type="gramStart"/>
       <w:r>
-        <w:t>Кв )</w:t>
+        <w:t xml:space="preserve"> А</w:t>
       </w:r>
-      <w:proofErr w:type="gramEnd"/>
+      <w:r>
+        <w:t>)</w:t>
+      </w:r>
     </w:p>
     <w:p/>
     <w:p>
@@ -4825,7 +3182,13 @@
         <w:t>, Кат</w:t>
       </w:r>
       <w:r>
-        <w:t xml:space="preserve"> → Ц, ОЧ, О, У, Д, Кв</w:t>
+        <w:t xml:space="preserve"> → Ц, ОЧ, О,</w:t>
+      </w:r>
+      <w:r>
+        <w:t xml:space="preserve"> А</w:t>
+      </w:r>
+      <w:r>
+        <w:t xml:space="preserve"> </w:t>
       </w:r>
     </w:p>
     <w:p/>
@@ -4860,17 +3223,10 @@
     </w:p>
     <w:p>
       <w:r>
-        <w:t>ФИО → У</w:t>
+        <w:t xml:space="preserve">ФИО → </w:t>
       </w:r>
-    </w:p>
-    <w:p>
       <w:r>
-        <w:t>ФИО → Д</w:t>
-      </w:r>
-    </w:p>
-    <w:p>
-      <w:r>
-        <w:t>ФИО → Кв</w:t>
+        <w:t>А</w:t>
       </w:r>
     </w:p>
     <w:p/>
@@ -4881,6 +3237,11 @@
     </w:p>
     <w:p/>
     <w:p>
+      <w:pPr>
+        <w:rPr>
+          <w:lang w:val="en-US"/>
+        </w:rPr>
+      </w:pPr>
       <w:r>
         <w:t xml:space="preserve">Получим отношение </w:t>
       </w:r>
@@ -4903,10 +3264,16 @@
         <w:t>, Ц, ОЧ)</w:t>
       </w:r>
       <w:r>
-        <w:t xml:space="preserve"> - зависимости неключевых атрибутов от части ключа нет, следовательно отношение находится в 2НФ. Транзитивных зависимостей в этом отношении также нет, следовательно отношение находится в 3НФ.</w:t>
+        <w:t xml:space="preserve"> - зависимости неключевых атрибутов от части ключа нет, следовательно отношение находится в 2НФ.</w:t>
       </w:r>
     </w:p>
-    <w:p/>
+    <w:p>
+      <w:pPr>
+        <w:rPr>
+          <w:lang w:val="en-US"/>
+        </w:rPr>
+      </w:pPr>
+    </w:p>
     <w:tbl>
       <w:tblPr>
         <w:tblStyle w:val="a3"/>
@@ -5568,23 +3935,21 @@
       </w:r>
       <w:proofErr w:type="gramEnd"/>
       <w:r>
-        <w:t xml:space="preserve"> - зависимости неключевых атрибутов от части ключа нет, следовательно отношение находится в 2НФ. Транзитивных зависимостей в этом отношении также нет, следовательно отношение находится в 3НФ.</w:t>
+        <w:t xml:space="preserve"> - зависимости неключевых атрибутов от части ключа нет, следовательно отношение находится в 2НФ. </w:t>
       </w:r>
     </w:p>
     <w:p/>
     <w:tbl>
       <w:tblPr>
         <w:tblStyle w:val="a3"/>
-        <w:tblW w:w="8501" w:type="dxa"/>
+        <w:tblW w:w="5820" w:type="dxa"/>
         <w:jc w:val="center"/>
         <w:tblLook w:val="04A0" w:firstRow="1" w:lastRow="0" w:firstColumn="1" w:lastColumn="0" w:noHBand="0" w:noVBand="1"/>
       </w:tblPr>
       <w:tblGrid>
-        <w:gridCol w:w="2667"/>
-        <w:gridCol w:w="1554"/>
-        <w:gridCol w:w="1979"/>
-        <w:gridCol w:w="1125"/>
-        <w:gridCol w:w="1176"/>
+        <w:gridCol w:w="2628"/>
+        <w:gridCol w:w="1545"/>
+        <w:gridCol w:w="1647"/>
       </w:tblGrid>
       <w:tr>
         <w:trPr>
@@ -5592,7 +3957,7 @@
         </w:trPr>
         <w:tc>
           <w:tcPr>
-            <w:tcW w:w="2689" w:type="dxa"/>
+            <w:tcW w:w="2628" w:type="dxa"/>
             <w:vAlign w:val="center"/>
           </w:tcPr>
           <w:p>
@@ -5606,7 +3971,7 @@
         </w:tc>
         <w:tc>
           <w:tcPr>
-            <w:tcW w:w="1559" w:type="dxa"/>
+            <w:tcW w:w="1545" w:type="dxa"/>
             <w:vAlign w:val="center"/>
           </w:tcPr>
           <w:p>
@@ -5620,47 +3985,16 @@
         </w:tc>
         <w:tc>
           <w:tcPr>
-            <w:tcW w:w="1985" w:type="dxa"/>
-            <w:vAlign w:val="center"/>
-          </w:tcPr>
-          <w:p>
-            <w:pPr>
-              <w:jc w:val="center"/>
-            </w:pPr>
-            <w:r>
-              <w:t>Улица</w:t>
-            </w:r>
-          </w:p>
-        </w:tc>
-        <w:tc>
-          <w:tcPr>
-            <w:tcW w:w="1134" w:type="dxa"/>
-          </w:tcPr>
-          <w:p>
-            <w:pPr>
-              <w:jc w:val="center"/>
-            </w:pPr>
-            <w:r>
-              <w:t>Дом</w:t>
-            </w:r>
-          </w:p>
-        </w:tc>
-        <w:tc>
-          <w:tcPr>
-            <w:tcW w:w="1134" w:type="dxa"/>
-          </w:tcPr>
-          <w:p>
-            <w:pPr>
-              <w:jc w:val="center"/>
-            </w:pPr>
-            <w:r>
-              <w:t>Квартира</w:t>
-            </w:r>
-          </w:p>
-          <w:p>
-            <w:pPr>
-              <w:jc w:val="center"/>
-            </w:pPr>
+            <w:tcW w:w="1647" w:type="dxa"/>
+            <w:vAlign w:val="center"/>
+          </w:tcPr>
+          <w:p>
+            <w:pPr>
+              <w:jc w:val="center"/>
+            </w:pPr>
+            <w:r>
+              <w:t>Адрес</w:t>
+            </w:r>
           </w:p>
         </w:tc>
       </w:tr>
@@ -5670,7 +4004,7 @@
         </w:trPr>
         <w:tc>
           <w:tcPr>
-            <w:tcW w:w="2689" w:type="dxa"/>
+            <w:tcW w:w="2628" w:type="dxa"/>
             <w:vAlign w:val="center"/>
           </w:tcPr>
           <w:p>
@@ -5692,7 +4026,7 @@
         </w:tc>
         <w:tc>
           <w:tcPr>
-            <w:tcW w:w="1559" w:type="dxa"/>
+            <w:tcW w:w="1545" w:type="dxa"/>
             <w:vAlign w:val="center"/>
           </w:tcPr>
           <w:p>
@@ -5706,43 +4040,30 @@
         </w:tc>
         <w:tc>
           <w:tcPr>
-            <w:tcW w:w="1985" w:type="dxa"/>
-            <w:vAlign w:val="center"/>
-          </w:tcPr>
-          <w:p>
-            <w:pPr>
-              <w:jc w:val="center"/>
-            </w:pPr>
+            <w:tcW w:w="1647" w:type="dxa"/>
+            <w:vAlign w:val="center"/>
+          </w:tcPr>
+          <w:p>
+            <w:r>
+              <w:t xml:space="preserve">ул. </w:t>
+            </w:r>
             <w:proofErr w:type="spellStart"/>
             <w:r>
               <w:t>Мопра</w:t>
             </w:r>
             <w:proofErr w:type="spellEnd"/>
           </w:p>
-        </w:tc>
-        <w:tc>
-          <w:tcPr>
-            <w:tcW w:w="1134" w:type="dxa"/>
-          </w:tcPr>
-          <w:p>
-            <w:pPr>
-              <w:jc w:val="center"/>
-            </w:pPr>
-            <w:r>
-              <w:t>123</w:t>
-            </w:r>
-          </w:p>
-        </w:tc>
-        <w:tc>
-          <w:tcPr>
-            <w:tcW w:w="1134" w:type="dxa"/>
-          </w:tcPr>
-          <w:p>
-            <w:pPr>
-              <w:jc w:val="center"/>
-            </w:pPr>
-            <w:r>
-              <w:t>3</w:t>
+          <w:p>
+            <w:pPr>
+              <w:jc w:val="center"/>
+            </w:pPr>
+            <w:proofErr w:type="gramStart"/>
+            <w:r>
+              <w:t>123 – 3</w:t>
+            </w:r>
+            <w:proofErr w:type="gramEnd"/>
+            <w:r>
+              <w:t xml:space="preserve"> </w:t>
             </w:r>
           </w:p>
         </w:tc>
@@ -5753,7 +4074,7 @@
         </w:trPr>
         <w:tc>
           <w:tcPr>
-            <w:tcW w:w="2689" w:type="dxa"/>
+            <w:tcW w:w="2628" w:type="dxa"/>
             <w:vAlign w:val="center"/>
           </w:tcPr>
           <w:p>
@@ -5775,7 +4096,7 @@
         </w:tc>
         <w:tc>
           <w:tcPr>
-            <w:tcW w:w="1559" w:type="dxa"/>
+            <w:tcW w:w="1545" w:type="dxa"/>
             <w:vAlign w:val="center"/>
           </w:tcPr>
           <w:p>
@@ -5789,41 +4110,23 @@
         </w:tc>
         <w:tc>
           <w:tcPr>
-            <w:tcW w:w="1985" w:type="dxa"/>
-            <w:vAlign w:val="center"/>
-          </w:tcPr>
-          <w:p>
-            <w:pPr>
-              <w:jc w:val="center"/>
-            </w:pPr>
-            <w:r>
-              <w:t xml:space="preserve">Хлыновская  </w:t>
-            </w:r>
-          </w:p>
-        </w:tc>
-        <w:tc>
-          <w:tcPr>
-            <w:tcW w:w="1134" w:type="dxa"/>
-          </w:tcPr>
-          <w:p>
-            <w:pPr>
-              <w:jc w:val="center"/>
-            </w:pPr>
-            <w:r>
-              <w:t>51</w:t>
-            </w:r>
-          </w:p>
-        </w:tc>
-        <w:tc>
-          <w:tcPr>
-            <w:tcW w:w="1134" w:type="dxa"/>
-          </w:tcPr>
-          <w:p>
-            <w:pPr>
-              <w:jc w:val="center"/>
-            </w:pPr>
-            <w:r>
-              <w:t>20</w:t>
+            <w:tcW w:w="1647" w:type="dxa"/>
+            <w:vAlign w:val="center"/>
+          </w:tcPr>
+          <w:p>
+            <w:pPr>
+              <w:jc w:val="center"/>
+            </w:pPr>
+            <w:r>
+              <w:t xml:space="preserve">ул. </w:t>
+            </w:r>
+            <w:proofErr w:type="gramStart"/>
+            <w:r>
+              <w:t>Хлыновская  51</w:t>
+            </w:r>
+            <w:proofErr w:type="gramEnd"/>
+            <w:r>
+              <w:t xml:space="preserve"> – 20 </w:t>
             </w:r>
           </w:p>
         </w:tc>
@@ -5834,14 +4137,15 @@
         </w:trPr>
         <w:tc>
           <w:tcPr>
-            <w:tcW w:w="2689" w:type="dxa"/>
-            <w:vAlign w:val="center"/>
-          </w:tcPr>
-          <w:p>
-            <w:pPr>
-              <w:jc w:val="center"/>
-            </w:pPr>
-            <w:r>
+            <w:tcW w:w="2628" w:type="dxa"/>
+            <w:vAlign w:val="center"/>
+          </w:tcPr>
+          <w:p>
+            <w:pPr>
+              <w:jc w:val="center"/>
+            </w:pPr>
+            <w:r>
+              <w:lastRenderedPageBreak/>
               <w:t>Орлова</w:t>
             </w:r>
           </w:p>
@@ -5856,7 +4160,7 @@
         </w:tc>
         <w:tc>
           <w:tcPr>
-            <w:tcW w:w="1559" w:type="dxa"/>
+            <w:tcW w:w="1545" w:type="dxa"/>
             <w:vAlign w:val="center"/>
           </w:tcPr>
           <w:p>
@@ -5870,41 +4174,20 @@
         </w:tc>
         <w:tc>
           <w:tcPr>
-            <w:tcW w:w="1985" w:type="dxa"/>
-            <w:vAlign w:val="center"/>
-          </w:tcPr>
-          <w:p>
-            <w:pPr>
-              <w:jc w:val="center"/>
-            </w:pPr>
-            <w:r>
-              <w:t>Озерная</w:t>
-            </w:r>
-          </w:p>
-        </w:tc>
-        <w:tc>
-          <w:tcPr>
-            <w:tcW w:w="1134" w:type="dxa"/>
-          </w:tcPr>
-          <w:p>
-            <w:pPr>
-              <w:jc w:val="center"/>
-            </w:pPr>
-            <w:r>
-              <w:t>11</w:t>
-            </w:r>
-          </w:p>
-        </w:tc>
-        <w:tc>
-          <w:tcPr>
-            <w:tcW w:w="1134" w:type="dxa"/>
-          </w:tcPr>
-          <w:p>
-            <w:pPr>
-              <w:jc w:val="center"/>
-            </w:pPr>
-            <w:r>
-              <w:t>65</w:t>
+            <w:tcW w:w="1647" w:type="dxa"/>
+            <w:vAlign w:val="center"/>
+          </w:tcPr>
+          <w:p>
+            <w:r>
+              <w:t>ул. Озерная</w:t>
+            </w:r>
+          </w:p>
+          <w:p>
+            <w:pPr>
+              <w:jc w:val="center"/>
+            </w:pPr>
+            <w:r>
+              <w:t>11 – 65</w:t>
             </w:r>
           </w:p>
         </w:tc>
@@ -5915,7 +4198,7 @@
         </w:trPr>
         <w:tc>
           <w:tcPr>
-            <w:tcW w:w="2689" w:type="dxa"/>
+            <w:tcW w:w="2628" w:type="dxa"/>
             <w:vAlign w:val="center"/>
           </w:tcPr>
           <w:p>
@@ -5937,7 +4220,7 @@
         </w:tc>
         <w:tc>
           <w:tcPr>
-            <w:tcW w:w="1559" w:type="dxa"/>
+            <w:tcW w:w="1545" w:type="dxa"/>
             <w:vAlign w:val="center"/>
           </w:tcPr>
           <w:p>
@@ -5951,41 +4234,25 @@
         </w:tc>
         <w:tc>
           <w:tcPr>
-            <w:tcW w:w="1985" w:type="dxa"/>
-            <w:vAlign w:val="center"/>
-          </w:tcPr>
-          <w:p>
-            <w:pPr>
-              <w:jc w:val="center"/>
-            </w:pPr>
-            <w:r>
-              <w:t xml:space="preserve">Володарского </w:t>
-            </w:r>
-          </w:p>
-        </w:tc>
-        <w:tc>
-          <w:tcPr>
-            <w:tcW w:w="1134" w:type="dxa"/>
-          </w:tcPr>
-          <w:p>
-            <w:pPr>
-              <w:jc w:val="center"/>
-            </w:pPr>
-            <w:r>
-              <w:t>5</w:t>
-            </w:r>
-          </w:p>
-        </w:tc>
-        <w:tc>
-          <w:tcPr>
-            <w:tcW w:w="1134" w:type="dxa"/>
-          </w:tcPr>
-          <w:p>
-            <w:pPr>
-              <w:jc w:val="center"/>
-            </w:pPr>
-            <w:r>
-              <w:t>183</w:t>
+            <w:tcW w:w="1647" w:type="dxa"/>
+            <w:vAlign w:val="center"/>
+          </w:tcPr>
+          <w:p>
+            <w:r>
+              <w:t xml:space="preserve">ул. Володарского </w:t>
+            </w:r>
+          </w:p>
+          <w:p>
+            <w:pPr>
+              <w:jc w:val="center"/>
+            </w:pPr>
+            <w:proofErr w:type="gramStart"/>
+            <w:r>
+              <w:t>5 – 183</w:t>
+            </w:r>
+            <w:proofErr w:type="gramEnd"/>
+            <w:r>
+              <w:t xml:space="preserve"> </w:t>
             </w:r>
           </w:p>
         </w:tc>
@@ -5996,7 +4263,7 @@
         </w:trPr>
         <w:tc>
           <w:tcPr>
-            <w:tcW w:w="2689" w:type="dxa"/>
+            <w:tcW w:w="2628" w:type="dxa"/>
             <w:vAlign w:val="center"/>
           </w:tcPr>
           <w:p>
@@ -6018,7 +4285,7 @@
         </w:tc>
         <w:tc>
           <w:tcPr>
-            <w:tcW w:w="1559" w:type="dxa"/>
+            <w:tcW w:w="1545" w:type="dxa"/>
             <w:vAlign w:val="center"/>
           </w:tcPr>
           <w:p>
@@ -6032,41 +4299,23 @@
         </w:tc>
         <w:tc>
           <w:tcPr>
-            <w:tcW w:w="1985" w:type="dxa"/>
-            <w:vAlign w:val="center"/>
-          </w:tcPr>
-          <w:p>
-            <w:pPr>
-              <w:jc w:val="center"/>
-            </w:pPr>
-            <w:r>
-              <w:t xml:space="preserve">Богородская </w:t>
-            </w:r>
-          </w:p>
-        </w:tc>
-        <w:tc>
-          <w:tcPr>
-            <w:tcW w:w="1134" w:type="dxa"/>
-          </w:tcPr>
-          <w:p>
-            <w:pPr>
-              <w:jc w:val="center"/>
-            </w:pPr>
-            <w:r>
-              <w:t>59</w:t>
-            </w:r>
-          </w:p>
-        </w:tc>
-        <w:tc>
-          <w:tcPr>
-            <w:tcW w:w="1134" w:type="dxa"/>
-          </w:tcPr>
-          <w:p>
-            <w:pPr>
-              <w:jc w:val="center"/>
-            </w:pPr>
-            <w:r>
-              <w:t>2</w:t>
+            <w:tcW w:w="1647" w:type="dxa"/>
+            <w:vAlign w:val="center"/>
+          </w:tcPr>
+          <w:p>
+            <w:pPr>
+              <w:jc w:val="center"/>
+            </w:pPr>
+            <w:r>
+              <w:t xml:space="preserve">ул. </w:t>
+            </w:r>
+            <w:proofErr w:type="gramStart"/>
+            <w:r>
+              <w:t>Богородская  59</w:t>
+            </w:r>
+            <w:proofErr w:type="gramEnd"/>
+            <w:r>
+              <w:t xml:space="preserve"> – 2</w:t>
             </w:r>
           </w:p>
         </w:tc>
@@ -6077,7 +4326,7 @@
         </w:trPr>
         <w:tc>
           <w:tcPr>
-            <w:tcW w:w="2689" w:type="dxa"/>
+            <w:tcW w:w="2628" w:type="dxa"/>
             <w:vAlign w:val="center"/>
           </w:tcPr>
           <w:p>
@@ -6099,7 +4348,7 @@
         </w:tc>
         <w:tc>
           <w:tcPr>
-            <w:tcW w:w="1559" w:type="dxa"/>
+            <w:tcW w:w="1545" w:type="dxa"/>
             <w:vAlign w:val="center"/>
           </w:tcPr>
           <w:p>
@@ -6113,41 +4362,25 @@
         </w:tc>
         <w:tc>
           <w:tcPr>
-            <w:tcW w:w="1985" w:type="dxa"/>
-            <w:vAlign w:val="center"/>
-          </w:tcPr>
-          <w:p>
-            <w:pPr>
-              <w:jc w:val="center"/>
-            </w:pPr>
-            <w:r>
-              <w:t>Некрасова</w:t>
-            </w:r>
-          </w:p>
-        </w:tc>
-        <w:tc>
-          <w:tcPr>
-            <w:tcW w:w="1134" w:type="dxa"/>
-          </w:tcPr>
-          <w:p>
-            <w:pPr>
-              <w:jc w:val="center"/>
-            </w:pPr>
-            <w:r>
-              <w:t>10</w:t>
-            </w:r>
-          </w:p>
-        </w:tc>
-        <w:tc>
-          <w:tcPr>
-            <w:tcW w:w="1134" w:type="dxa"/>
-          </w:tcPr>
-          <w:p>
-            <w:pPr>
-              <w:jc w:val="center"/>
-            </w:pPr>
-            <w:r>
-              <w:t>33</w:t>
+            <w:tcW w:w="1647" w:type="dxa"/>
+            <w:vAlign w:val="center"/>
+          </w:tcPr>
+          <w:p>
+            <w:r>
+              <w:t>ул. Некрасова</w:t>
+            </w:r>
+          </w:p>
+          <w:p>
+            <w:pPr>
+              <w:jc w:val="center"/>
+            </w:pPr>
+            <w:proofErr w:type="gramStart"/>
+            <w:r>
+              <w:t>10 – 33</w:t>
+            </w:r>
+            <w:proofErr w:type="gramEnd"/>
+            <w:r>
+              <w:t xml:space="preserve"> </w:t>
             </w:r>
           </w:p>
         </w:tc>
@@ -6158,7 +4391,7 @@
         </w:trPr>
         <w:tc>
           <w:tcPr>
-            <w:tcW w:w="2689" w:type="dxa"/>
+            <w:tcW w:w="2628" w:type="dxa"/>
             <w:vAlign w:val="center"/>
           </w:tcPr>
           <w:p>
@@ -6180,7 +4413,7 @@
         </w:tc>
         <w:tc>
           <w:tcPr>
-            <w:tcW w:w="1559" w:type="dxa"/>
+            <w:tcW w:w="1545" w:type="dxa"/>
             <w:vAlign w:val="center"/>
           </w:tcPr>
           <w:p>
@@ -6194,41 +4427,25 @@
         </w:tc>
         <w:tc>
           <w:tcPr>
-            <w:tcW w:w="1985" w:type="dxa"/>
-            <w:vAlign w:val="center"/>
-          </w:tcPr>
-          <w:p>
-            <w:pPr>
-              <w:jc w:val="center"/>
-            </w:pPr>
-            <w:r>
-              <w:t xml:space="preserve">Вятская </w:t>
-            </w:r>
-          </w:p>
-        </w:tc>
-        <w:tc>
-          <w:tcPr>
-            <w:tcW w:w="1134" w:type="dxa"/>
-          </w:tcPr>
-          <w:p>
-            <w:pPr>
-              <w:jc w:val="center"/>
-            </w:pPr>
-            <w:r>
-              <w:t>18/1</w:t>
-            </w:r>
-          </w:p>
-        </w:tc>
-        <w:tc>
-          <w:tcPr>
-            <w:tcW w:w="1134" w:type="dxa"/>
-          </w:tcPr>
-          <w:p>
-            <w:pPr>
-              <w:jc w:val="center"/>
-            </w:pPr>
-            <w:r>
-              <w:t>11</w:t>
+            <w:tcW w:w="1647" w:type="dxa"/>
+            <w:vAlign w:val="center"/>
+          </w:tcPr>
+          <w:p>
+            <w:r>
+              <w:t xml:space="preserve">ул. Вятская </w:t>
+            </w:r>
+          </w:p>
+          <w:p>
+            <w:pPr>
+              <w:jc w:val="center"/>
+            </w:pPr>
+            <w:proofErr w:type="gramStart"/>
+            <w:r>
+              <w:t>18/1 – 11</w:t>
+            </w:r>
+            <w:proofErr w:type="gramEnd"/>
+            <w:r>
+              <w:t xml:space="preserve"> </w:t>
             </w:r>
           </w:p>
         </w:tc>
@@ -6239,7 +4456,7 @@
         </w:trPr>
         <w:tc>
           <w:tcPr>
-            <w:tcW w:w="2689" w:type="dxa"/>
+            <w:tcW w:w="2628" w:type="dxa"/>
             <w:vAlign w:val="center"/>
           </w:tcPr>
           <w:p>
@@ -6261,7 +4478,7 @@
         </w:tc>
         <w:tc>
           <w:tcPr>
-            <w:tcW w:w="1559" w:type="dxa"/>
+            <w:tcW w:w="1545" w:type="dxa"/>
             <w:vAlign w:val="center"/>
           </w:tcPr>
           <w:p>
@@ -6275,41 +4492,25 @@
         </w:tc>
         <w:tc>
           <w:tcPr>
-            <w:tcW w:w="1985" w:type="dxa"/>
-            <w:vAlign w:val="center"/>
-          </w:tcPr>
-          <w:p>
-            <w:pPr>
-              <w:jc w:val="center"/>
-            </w:pPr>
-            <w:r>
-              <w:t xml:space="preserve">Воровского </w:t>
-            </w:r>
-          </w:p>
-        </w:tc>
-        <w:tc>
-          <w:tcPr>
-            <w:tcW w:w="1134" w:type="dxa"/>
-          </w:tcPr>
-          <w:p>
-            <w:pPr>
-              <w:jc w:val="center"/>
-            </w:pPr>
-            <w:r>
-              <w:t>3</w:t>
-            </w:r>
-          </w:p>
-        </w:tc>
-        <w:tc>
-          <w:tcPr>
-            <w:tcW w:w="1134" w:type="dxa"/>
-          </w:tcPr>
-          <w:p>
-            <w:pPr>
-              <w:jc w:val="center"/>
-            </w:pPr>
-            <w:r>
-              <w:t>71</w:t>
+            <w:tcW w:w="1647" w:type="dxa"/>
+            <w:vAlign w:val="center"/>
+          </w:tcPr>
+          <w:p>
+            <w:r>
+              <w:t xml:space="preserve">ул. Воровского </w:t>
+            </w:r>
+          </w:p>
+          <w:p>
+            <w:pPr>
+              <w:jc w:val="center"/>
+            </w:pPr>
+            <w:proofErr w:type="gramStart"/>
+            <w:r>
+              <w:t>3 – 71</w:t>
+            </w:r>
+            <w:proofErr w:type="gramEnd"/>
+            <w:r>
+              <w:t xml:space="preserve"> </w:t>
             </w:r>
           </w:p>
         </w:tc>
@@ -6320,7 +4521,7 @@
         </w:trPr>
         <w:tc>
           <w:tcPr>
-            <w:tcW w:w="2689" w:type="dxa"/>
+            <w:tcW w:w="2628" w:type="dxa"/>
             <w:vAlign w:val="center"/>
           </w:tcPr>
           <w:p>
@@ -6342,7 +4543,7 @@
         </w:tc>
         <w:tc>
           <w:tcPr>
-            <w:tcW w:w="1559" w:type="dxa"/>
+            <w:tcW w:w="1545" w:type="dxa"/>
             <w:vAlign w:val="center"/>
           </w:tcPr>
           <w:p>
@@ -6356,43 +4557,30 @@
         </w:tc>
         <w:tc>
           <w:tcPr>
-            <w:tcW w:w="1985" w:type="dxa"/>
-            <w:vAlign w:val="center"/>
-          </w:tcPr>
-          <w:p>
-            <w:pPr>
-              <w:jc w:val="center"/>
-            </w:pPr>
+            <w:tcW w:w="1647" w:type="dxa"/>
+            <w:vAlign w:val="center"/>
+          </w:tcPr>
+          <w:p>
+            <w:r>
+              <w:t xml:space="preserve">ул. </w:t>
+            </w:r>
             <w:proofErr w:type="spellStart"/>
             <w:r>
               <w:t>Мопра</w:t>
             </w:r>
             <w:proofErr w:type="spellEnd"/>
           </w:p>
-        </w:tc>
-        <w:tc>
-          <w:tcPr>
-            <w:tcW w:w="1134" w:type="dxa"/>
-          </w:tcPr>
-          <w:p>
-            <w:pPr>
-              <w:jc w:val="center"/>
-            </w:pPr>
-            <w:r>
-              <w:t>123</w:t>
-            </w:r>
-          </w:p>
-        </w:tc>
-        <w:tc>
-          <w:tcPr>
-            <w:tcW w:w="1134" w:type="dxa"/>
-          </w:tcPr>
-          <w:p>
-            <w:pPr>
-              <w:jc w:val="center"/>
-            </w:pPr>
-            <w:r>
-              <w:t>3</w:t>
+          <w:p>
+            <w:pPr>
+              <w:jc w:val="center"/>
+            </w:pPr>
+            <w:proofErr w:type="gramStart"/>
+            <w:r>
+              <w:t>123 – 3</w:t>
+            </w:r>
+            <w:proofErr w:type="gramEnd"/>
+            <w:r>
+              <w:t xml:space="preserve"> </w:t>
             </w:r>
           </w:p>
         </w:tc>
@@ -6403,7 +4591,7 @@
         </w:trPr>
         <w:tc>
           <w:tcPr>
-            <w:tcW w:w="2689" w:type="dxa"/>
+            <w:tcW w:w="2628" w:type="dxa"/>
             <w:vAlign w:val="center"/>
           </w:tcPr>
           <w:p>
@@ -6425,7 +4613,7 @@
         </w:tc>
         <w:tc>
           <w:tcPr>
-            <w:tcW w:w="1559" w:type="dxa"/>
+            <w:tcW w:w="1545" w:type="dxa"/>
             <w:vAlign w:val="center"/>
           </w:tcPr>
           <w:p>
@@ -6439,41 +4627,20 @@
         </w:tc>
         <w:tc>
           <w:tcPr>
-            <w:tcW w:w="1985" w:type="dxa"/>
-            <w:vAlign w:val="center"/>
-          </w:tcPr>
-          <w:p>
-            <w:pPr>
-              <w:jc w:val="center"/>
-            </w:pPr>
-            <w:r>
-              <w:t xml:space="preserve">Свободы </w:t>
-            </w:r>
-          </w:p>
-        </w:tc>
-        <w:tc>
-          <w:tcPr>
-            <w:tcW w:w="1134" w:type="dxa"/>
-          </w:tcPr>
-          <w:p>
-            <w:pPr>
-              <w:jc w:val="center"/>
-            </w:pPr>
-            <w:r>
-              <w:t>128</w:t>
-            </w:r>
-          </w:p>
-        </w:tc>
-        <w:tc>
-          <w:tcPr>
-            <w:tcW w:w="1134" w:type="dxa"/>
-          </w:tcPr>
-          <w:p>
-            <w:pPr>
-              <w:jc w:val="center"/>
-            </w:pPr>
-            <w:r>
-              <w:t>19</w:t>
+            <w:tcW w:w="1647" w:type="dxa"/>
+            <w:vAlign w:val="center"/>
+          </w:tcPr>
+          <w:p>
+            <w:r>
+              <w:t xml:space="preserve">ул. Свободы </w:t>
+            </w:r>
+          </w:p>
+          <w:p>
+            <w:pPr>
+              <w:jc w:val="center"/>
+            </w:pPr>
+            <w:r>
+              <w:t>128 – 19</w:t>
             </w:r>
           </w:p>
         </w:tc>
@@ -6484,7 +4651,7 @@
         </w:trPr>
         <w:tc>
           <w:tcPr>
-            <w:tcW w:w="2689" w:type="dxa"/>
+            <w:tcW w:w="2628" w:type="dxa"/>
             <w:vAlign w:val="center"/>
           </w:tcPr>
           <w:p>
@@ -6506,7 +4673,7 @@
         </w:tc>
         <w:tc>
           <w:tcPr>
-            <w:tcW w:w="1559" w:type="dxa"/>
+            <w:tcW w:w="1545" w:type="dxa"/>
             <w:vAlign w:val="center"/>
           </w:tcPr>
           <w:p>
@@ -6520,41 +4687,25 @@
         </w:tc>
         <w:tc>
           <w:tcPr>
-            <w:tcW w:w="1985" w:type="dxa"/>
-            <w:vAlign w:val="center"/>
-          </w:tcPr>
-          <w:p>
-            <w:pPr>
-              <w:jc w:val="center"/>
-            </w:pPr>
-            <w:r>
-              <w:t xml:space="preserve">Вятская </w:t>
-            </w:r>
-          </w:p>
-        </w:tc>
-        <w:tc>
-          <w:tcPr>
-            <w:tcW w:w="1134" w:type="dxa"/>
-          </w:tcPr>
-          <w:p>
-            <w:pPr>
-              <w:jc w:val="center"/>
-            </w:pPr>
-            <w:r>
-              <w:t>18/1</w:t>
-            </w:r>
-          </w:p>
-        </w:tc>
-        <w:tc>
-          <w:tcPr>
-            <w:tcW w:w="1134" w:type="dxa"/>
-          </w:tcPr>
-          <w:p>
-            <w:pPr>
-              <w:jc w:val="center"/>
-            </w:pPr>
-            <w:r>
-              <w:t>11</w:t>
+            <w:tcW w:w="1647" w:type="dxa"/>
+            <w:vAlign w:val="center"/>
+          </w:tcPr>
+          <w:p>
+            <w:r>
+              <w:t xml:space="preserve">ул. Вятская </w:t>
+            </w:r>
+          </w:p>
+          <w:p>
+            <w:pPr>
+              <w:jc w:val="center"/>
+            </w:pPr>
+            <w:proofErr w:type="gramStart"/>
+            <w:r>
+              <w:t>18/1 – 11</w:t>
+            </w:r>
+            <w:proofErr w:type="gramEnd"/>
+            <w:r>
+              <w:t xml:space="preserve"> </w:t>
             </w:r>
           </w:p>
         </w:tc>
@@ -6565,7 +4716,7 @@
         </w:trPr>
         <w:tc>
           <w:tcPr>
-            <w:tcW w:w="2689" w:type="dxa"/>
+            <w:tcW w:w="2628" w:type="dxa"/>
             <w:vAlign w:val="center"/>
           </w:tcPr>
           <w:p>
@@ -6587,7 +4738,7 @@
         </w:tc>
         <w:tc>
           <w:tcPr>
-            <w:tcW w:w="1559" w:type="dxa"/>
+            <w:tcW w:w="1545" w:type="dxa"/>
             <w:vAlign w:val="center"/>
           </w:tcPr>
           <w:p>
@@ -6601,41 +4752,25 @@
         </w:tc>
         <w:tc>
           <w:tcPr>
-            <w:tcW w:w="1985" w:type="dxa"/>
-            <w:vAlign w:val="center"/>
-          </w:tcPr>
-          <w:p>
-            <w:pPr>
-              <w:jc w:val="center"/>
-            </w:pPr>
-            <w:r>
-              <w:t xml:space="preserve">Воровского </w:t>
-            </w:r>
-          </w:p>
-        </w:tc>
-        <w:tc>
-          <w:tcPr>
-            <w:tcW w:w="1134" w:type="dxa"/>
-          </w:tcPr>
-          <w:p>
-            <w:pPr>
-              <w:jc w:val="center"/>
-            </w:pPr>
-            <w:r>
-              <w:t>3</w:t>
-            </w:r>
-          </w:p>
-        </w:tc>
-        <w:tc>
-          <w:tcPr>
-            <w:tcW w:w="1134" w:type="dxa"/>
-          </w:tcPr>
-          <w:p>
-            <w:pPr>
-              <w:jc w:val="center"/>
-            </w:pPr>
-            <w:r>
-              <w:t>71</w:t>
+            <w:tcW w:w="1647" w:type="dxa"/>
+            <w:vAlign w:val="center"/>
+          </w:tcPr>
+          <w:p>
+            <w:r>
+              <w:t xml:space="preserve">ул. Воровского </w:t>
+            </w:r>
+          </w:p>
+          <w:p>
+            <w:pPr>
+              <w:jc w:val="center"/>
+            </w:pPr>
+            <w:proofErr w:type="gramStart"/>
+            <w:r>
+              <w:t>3 – 71</w:t>
+            </w:r>
+            <w:proofErr w:type="gramEnd"/>
+            <w:r>
+              <w:t xml:space="preserve"> </w:t>
             </w:r>
           </w:p>
         </w:tc>
@@ -6644,51 +4779,19 @@
     <w:p/>
     <w:p>
       <w:r>
-        <w:t xml:space="preserve">Третье отношение </w:t>
-      </w:r>
-      <w:r>
-        <w:rPr>
-          <w:lang w:val="en-US"/>
-        </w:rPr>
-        <w:t>R</w:t>
-      </w:r>
-      <w:proofErr w:type="gramStart"/>
-      <w:r>
-        <w:t xml:space="preserve">3( </w:t>
-      </w:r>
-      <w:r>
-        <w:rPr>
-          <w:u w:val="single"/>
-        </w:rPr>
-        <w:t>Кат</w:t>
-      </w:r>
-      <w:proofErr w:type="gramEnd"/>
-      <w:r>
-        <w:t xml:space="preserve">, </w:t>
-      </w:r>
-      <w:proofErr w:type="gramStart"/>
-      <w:r>
-        <w:t>О</w:t>
-      </w:r>
-      <w:r>
-        <w:t xml:space="preserve"> </w:t>
-      </w:r>
-      <w:r>
-        <w:t>)</w:t>
-      </w:r>
-      <w:proofErr w:type="gramEnd"/>
-      <w:r>
-        <w:t xml:space="preserve"> - </w:t>
-      </w:r>
-      <w:r>
-        <w:t>зависимости неключевых атрибутов от части ключа нет, следовательно отношение находится в 2НФ. Транзитивных зависимостей в этом отношении также нет, следовательно отношение находится в 3НФ.</w:t>
+        <w:t>Перейдем к 3 нормальной форме:</w:t>
       </w:r>
     </w:p>
-    <w:p/>
+    <w:p>
+      <w:r>
+        <w:t>1)</w:t>
+      </w:r>
+    </w:p>
     <w:tbl>
       <w:tblPr>
         <w:tblStyle w:val="a3"/>
-        <w:tblW w:w="9345" w:type="dxa"/>
+        <w:tblW w:w="0" w:type="auto"/>
+        <w:jc w:val="center"/>
         <w:tblLook w:val="04A0" w:firstRow="1" w:lastRow="0" w:firstColumn="1" w:lastColumn="0" w:noHBand="0" w:noVBand="1"/>
       </w:tblPr>
       <w:tblGrid>
@@ -6696,9 +4799,565 @@
         <w:gridCol w:w="4673"/>
       </w:tblGrid>
       <w:tr>
+        <w:trPr>
+          <w:jc w:val="center"/>
+        </w:trPr>
         <w:tc>
           <w:tcPr>
             <w:tcW w:w="4672" w:type="dxa"/>
+          </w:tcPr>
+          <w:p>
+            <w:pPr>
+              <w:jc w:val="center"/>
+            </w:pPr>
+            <w:r>
+              <w:t>Номер цикла</w:t>
+            </w:r>
+          </w:p>
+        </w:tc>
+        <w:tc>
+          <w:tcPr>
+            <w:tcW w:w="4673" w:type="dxa"/>
+          </w:tcPr>
+          <w:p>
+            <w:pPr>
+              <w:jc w:val="center"/>
+            </w:pPr>
+            <w:r>
+              <w:t>Цикл</w:t>
+            </w:r>
+          </w:p>
+        </w:tc>
+      </w:tr>
+      <w:tr>
+        <w:trPr>
+          <w:jc w:val="center"/>
+        </w:trPr>
+        <w:tc>
+          <w:tcPr>
+            <w:tcW w:w="4672" w:type="dxa"/>
+          </w:tcPr>
+          <w:p>
+            <w:pPr>
+              <w:jc w:val="center"/>
+            </w:pPr>
+            <w:r>
+              <w:t>1</w:t>
+            </w:r>
+          </w:p>
+        </w:tc>
+        <w:tc>
+          <w:tcPr>
+            <w:tcW w:w="4673" w:type="dxa"/>
+          </w:tcPr>
+          <w:p>
+            <w:pPr>
+              <w:jc w:val="center"/>
+            </w:pPr>
+            <w:r>
+              <w:t>ОП</w:t>
+            </w:r>
+          </w:p>
+        </w:tc>
+      </w:tr>
+      <w:tr>
+        <w:trPr>
+          <w:jc w:val="center"/>
+        </w:trPr>
+        <w:tc>
+          <w:tcPr>
+            <w:tcW w:w="4672" w:type="dxa"/>
+          </w:tcPr>
+          <w:p>
+            <w:pPr>
+              <w:jc w:val="center"/>
+            </w:pPr>
+            <w:r>
+              <w:t>2</w:t>
+            </w:r>
+          </w:p>
+        </w:tc>
+        <w:tc>
+          <w:tcPr>
+            <w:tcW w:w="4673" w:type="dxa"/>
+          </w:tcPr>
+          <w:p>
+            <w:pPr>
+              <w:jc w:val="center"/>
+            </w:pPr>
+            <w:r>
+              <w:t>ОГСЭ</w:t>
+            </w:r>
+          </w:p>
+        </w:tc>
+      </w:tr>
+      <w:tr>
+        <w:trPr>
+          <w:jc w:val="center"/>
+        </w:trPr>
+        <w:tc>
+          <w:tcPr>
+            <w:tcW w:w="4672" w:type="dxa"/>
+          </w:tcPr>
+          <w:p>
+            <w:pPr>
+              <w:jc w:val="center"/>
+            </w:pPr>
+            <w:r>
+              <w:t>3</w:t>
+            </w:r>
+          </w:p>
+        </w:tc>
+        <w:tc>
+          <w:tcPr>
+            <w:tcW w:w="4673" w:type="dxa"/>
+          </w:tcPr>
+          <w:p>
+            <w:pPr>
+              <w:jc w:val="center"/>
+            </w:pPr>
+            <w:r>
+              <w:t>СД</w:t>
+            </w:r>
+          </w:p>
+        </w:tc>
+      </w:tr>
+    </w:tbl>
+    <w:p/>
+    <w:p>
+      <w:r>
+        <w:t>2)</w:t>
+      </w:r>
+    </w:p>
+    <w:tbl>
+      <w:tblPr>
+        <w:tblStyle w:val="a3"/>
+        <w:tblW w:w="0" w:type="auto"/>
+        <w:tblLook w:val="04A0" w:firstRow="1" w:lastRow="0" w:firstColumn="1" w:lastColumn="0" w:noHBand="0" w:noVBand="1"/>
+      </w:tblPr>
+      <w:tblGrid>
+        <w:gridCol w:w="2336"/>
+        <w:gridCol w:w="2336"/>
+        <w:gridCol w:w="2336"/>
+        <w:gridCol w:w="2337"/>
+      </w:tblGrid>
+      <w:tr>
+        <w:tc>
+          <w:tcPr>
+            <w:tcW w:w="2336" w:type="dxa"/>
+          </w:tcPr>
+          <w:p>
+            <w:pPr>
+              <w:jc w:val="center"/>
+            </w:pPr>
+            <w:r>
+              <w:t>Код предмета</w:t>
+            </w:r>
+          </w:p>
+        </w:tc>
+        <w:tc>
+          <w:tcPr>
+            <w:tcW w:w="2336" w:type="dxa"/>
+          </w:tcPr>
+          <w:p>
+            <w:pPr>
+              <w:jc w:val="center"/>
+            </w:pPr>
+            <w:r>
+              <w:t>Код цикла</w:t>
+            </w:r>
+          </w:p>
+        </w:tc>
+        <w:tc>
+          <w:tcPr>
+            <w:tcW w:w="2336" w:type="dxa"/>
+          </w:tcPr>
+          <w:p>
+            <w:pPr>
+              <w:jc w:val="center"/>
+            </w:pPr>
+            <w:r>
+              <w:t>Название предмета</w:t>
+            </w:r>
+          </w:p>
+        </w:tc>
+        <w:tc>
+          <w:tcPr>
+            <w:tcW w:w="2337" w:type="dxa"/>
+          </w:tcPr>
+          <w:p>
+            <w:pPr>
+              <w:jc w:val="center"/>
+            </w:pPr>
+            <w:r>
+              <w:t>Объем часов</w:t>
+            </w:r>
+          </w:p>
+        </w:tc>
+      </w:tr>
+      <w:tr>
+        <w:tc>
+          <w:tcPr>
+            <w:tcW w:w="2336" w:type="dxa"/>
+          </w:tcPr>
+          <w:p>
+            <w:pPr>
+              <w:jc w:val="center"/>
+            </w:pPr>
+            <w:r>
+              <w:t>1</w:t>
+            </w:r>
+          </w:p>
+        </w:tc>
+        <w:tc>
+          <w:tcPr>
+            <w:tcW w:w="2336" w:type="dxa"/>
+          </w:tcPr>
+          <w:p>
+            <w:pPr>
+              <w:jc w:val="center"/>
+            </w:pPr>
+            <w:r>
+              <w:t>1</w:t>
+            </w:r>
+          </w:p>
+        </w:tc>
+        <w:tc>
+          <w:tcPr>
+            <w:tcW w:w="2336" w:type="dxa"/>
+          </w:tcPr>
+          <w:p>
+            <w:pPr>
+              <w:jc w:val="center"/>
+            </w:pPr>
+            <w:r>
+              <w:t>Практикум по решению задач на ЭВМ</w:t>
+            </w:r>
+          </w:p>
+        </w:tc>
+        <w:tc>
+          <w:tcPr>
+            <w:tcW w:w="2337" w:type="dxa"/>
+          </w:tcPr>
+          <w:p>
+            <w:pPr>
+              <w:jc w:val="center"/>
+            </w:pPr>
+            <w:r>
+              <w:t>236</w:t>
+            </w:r>
+          </w:p>
+        </w:tc>
+      </w:tr>
+      <w:tr>
+        <w:tc>
+          <w:tcPr>
+            <w:tcW w:w="2336" w:type="dxa"/>
+          </w:tcPr>
+          <w:p>
+            <w:pPr>
+              <w:jc w:val="center"/>
+            </w:pPr>
+            <w:r>
+              <w:t>2</w:t>
+            </w:r>
+          </w:p>
+        </w:tc>
+        <w:tc>
+          <w:tcPr>
+            <w:tcW w:w="2336" w:type="dxa"/>
+          </w:tcPr>
+          <w:p>
+            <w:pPr>
+              <w:jc w:val="center"/>
+            </w:pPr>
+            <w:r>
+              <w:t>2</w:t>
+            </w:r>
+          </w:p>
+        </w:tc>
+        <w:tc>
+          <w:tcPr>
+            <w:tcW w:w="2336" w:type="dxa"/>
+          </w:tcPr>
+          <w:p>
+            <w:pPr>
+              <w:jc w:val="center"/>
+            </w:pPr>
+            <w:r>
+              <w:t>Иностранный язык</w:t>
+            </w:r>
+          </w:p>
+        </w:tc>
+        <w:tc>
+          <w:tcPr>
+            <w:tcW w:w="2337" w:type="dxa"/>
+          </w:tcPr>
+          <w:p>
+            <w:pPr>
+              <w:jc w:val="center"/>
+            </w:pPr>
+            <w:r>
+              <w:t>202</w:t>
+            </w:r>
+          </w:p>
+        </w:tc>
+      </w:tr>
+      <w:tr>
+        <w:tc>
+          <w:tcPr>
+            <w:tcW w:w="2336" w:type="dxa"/>
+          </w:tcPr>
+          <w:p>
+            <w:pPr>
+              <w:jc w:val="center"/>
+            </w:pPr>
+            <w:r>
+              <w:t>3</w:t>
+            </w:r>
+          </w:p>
+        </w:tc>
+        <w:tc>
+          <w:tcPr>
+            <w:tcW w:w="2336" w:type="dxa"/>
+          </w:tcPr>
+          <w:p>
+            <w:pPr>
+              <w:jc w:val="center"/>
+            </w:pPr>
+            <w:r>
+              <w:t>3</w:t>
+            </w:r>
+          </w:p>
+        </w:tc>
+        <w:tc>
+          <w:tcPr>
+            <w:tcW w:w="2336" w:type="dxa"/>
+          </w:tcPr>
+          <w:p>
+            <w:pPr>
+              <w:jc w:val="center"/>
+            </w:pPr>
+            <w:r>
+              <w:t>Информационные и коммуникационные технологии в образовании</w:t>
+            </w:r>
+          </w:p>
+        </w:tc>
+        <w:tc>
+          <w:tcPr>
+            <w:tcW w:w="2337" w:type="dxa"/>
+          </w:tcPr>
+          <w:p>
+            <w:pPr>
+              <w:jc w:val="center"/>
+            </w:pPr>
+            <w:r>
+              <w:t>98</w:t>
+            </w:r>
+          </w:p>
+        </w:tc>
+      </w:tr>
+      <w:tr>
+        <w:tc>
+          <w:tcPr>
+            <w:tcW w:w="2336" w:type="dxa"/>
+          </w:tcPr>
+          <w:p>
+            <w:pPr>
+              <w:jc w:val="center"/>
+            </w:pPr>
+            <w:r>
+              <w:t>4</w:t>
+            </w:r>
+          </w:p>
+        </w:tc>
+        <w:tc>
+          <w:tcPr>
+            <w:tcW w:w="2336" w:type="dxa"/>
+          </w:tcPr>
+          <w:p>
+            <w:pPr>
+              <w:jc w:val="center"/>
+            </w:pPr>
+            <w:r>
+              <w:t>3</w:t>
+            </w:r>
+          </w:p>
+        </w:tc>
+        <w:tc>
+          <w:tcPr>
+            <w:tcW w:w="2336" w:type="dxa"/>
+          </w:tcPr>
+          <w:p>
+            <w:pPr>
+              <w:jc w:val="center"/>
+            </w:pPr>
+            <w:r>
+              <w:t>Компьютерное моделирование</w:t>
+            </w:r>
+          </w:p>
+        </w:tc>
+        <w:tc>
+          <w:tcPr>
+            <w:tcW w:w="2337" w:type="dxa"/>
+          </w:tcPr>
+          <w:p>
+            <w:pPr>
+              <w:jc w:val="center"/>
+            </w:pPr>
+            <w:r>
+              <w:t>98</w:t>
+            </w:r>
+          </w:p>
+        </w:tc>
+      </w:tr>
+      <w:tr>
+        <w:tc>
+          <w:tcPr>
+            <w:tcW w:w="2336" w:type="dxa"/>
+          </w:tcPr>
+          <w:p>
+            <w:pPr>
+              <w:jc w:val="center"/>
+            </w:pPr>
+            <w:r>
+              <w:t>5</w:t>
+            </w:r>
+          </w:p>
+        </w:tc>
+        <w:tc>
+          <w:tcPr>
+            <w:tcW w:w="2336" w:type="dxa"/>
+          </w:tcPr>
+          <w:p>
+            <w:pPr>
+              <w:jc w:val="center"/>
+            </w:pPr>
+            <w:r>
+              <w:t>3</w:t>
+            </w:r>
+          </w:p>
+        </w:tc>
+        <w:tc>
+          <w:tcPr>
+            <w:tcW w:w="2336" w:type="dxa"/>
+          </w:tcPr>
+          <w:p>
+            <w:pPr>
+              <w:jc w:val="center"/>
+            </w:pPr>
+            <w:r>
+              <w:t>Методика обучения информатики</w:t>
+            </w:r>
+          </w:p>
+        </w:tc>
+        <w:tc>
+          <w:tcPr>
+            <w:tcW w:w="2337" w:type="dxa"/>
+          </w:tcPr>
+          <w:p>
+            <w:pPr>
+              <w:jc w:val="center"/>
+            </w:pPr>
+            <w:r>
+              <w:t>141</w:t>
+            </w:r>
+          </w:p>
+        </w:tc>
+      </w:tr>
+      <w:tr>
+        <w:tc>
+          <w:tcPr>
+            <w:tcW w:w="2336" w:type="dxa"/>
+          </w:tcPr>
+          <w:p>
+            <w:pPr>
+              <w:jc w:val="center"/>
+            </w:pPr>
+            <w:r>
+              <w:t>6</w:t>
+            </w:r>
+          </w:p>
+        </w:tc>
+        <w:tc>
+          <w:tcPr>
+            <w:tcW w:w="2336" w:type="dxa"/>
+          </w:tcPr>
+          <w:p>
+            <w:pPr>
+              <w:jc w:val="center"/>
+            </w:pPr>
+            <w:r>
+              <w:t>3</w:t>
+            </w:r>
+          </w:p>
+        </w:tc>
+        <w:tc>
+          <w:tcPr>
+            <w:tcW w:w="2336" w:type="dxa"/>
+          </w:tcPr>
+          <w:p>
+            <w:pPr>
+              <w:jc w:val="center"/>
+            </w:pPr>
+            <w:r>
+              <w:t>Основы теории информации</w:t>
+            </w:r>
+          </w:p>
+        </w:tc>
+        <w:tc>
+          <w:tcPr>
+            <w:tcW w:w="2337" w:type="dxa"/>
+          </w:tcPr>
+          <w:p>
+            <w:pPr>
+              <w:jc w:val="center"/>
+            </w:pPr>
+            <w:r>
+              <w:t>85</w:t>
+            </w:r>
+          </w:p>
+        </w:tc>
+      </w:tr>
+    </w:tbl>
+    <w:p/>
+    <w:p>
+      <w:r>
+        <w:t>3)</w:t>
+      </w:r>
+    </w:p>
+    <w:tbl>
+      <w:tblPr>
+        <w:tblStyle w:val="a3"/>
+        <w:tblW w:w="7253" w:type="dxa"/>
+        <w:jc w:val="center"/>
+        <w:tblLook w:val="04A0" w:firstRow="1" w:lastRow="0" w:firstColumn="1" w:lastColumn="0" w:noHBand="0" w:noVBand="1"/>
+      </w:tblPr>
+      <w:tblGrid>
+        <w:gridCol w:w="2092"/>
+        <w:gridCol w:w="2701"/>
+        <w:gridCol w:w="2460"/>
+      </w:tblGrid>
+      <w:tr>
+        <w:trPr>
+          <w:jc w:val="center"/>
+        </w:trPr>
+        <w:tc>
+          <w:tcPr>
+            <w:tcW w:w="2092" w:type="dxa"/>
+          </w:tcPr>
+          <w:p>
+            <w:pPr>
+              <w:jc w:val="center"/>
+            </w:pPr>
+            <w:r>
+              <w:t>Код категории</w:t>
+            </w:r>
+          </w:p>
+        </w:tc>
+        <w:tc>
+          <w:tcPr>
+            <w:tcW w:w="2701" w:type="dxa"/>
             <w:vAlign w:val="center"/>
           </w:tcPr>
           <w:p>
@@ -6712,7 +5371,7 @@
         </w:tc>
         <w:tc>
           <w:tcPr>
-            <w:tcW w:w="4673" w:type="dxa"/>
+            <w:tcW w:w="2460" w:type="dxa"/>
           </w:tcPr>
           <w:p>
             <w:pPr>
@@ -6725,9 +5384,26 @@
         </w:tc>
       </w:tr>
       <w:tr>
-        <w:tc>
-          <w:tcPr>
-            <w:tcW w:w="4672" w:type="dxa"/>
+        <w:trPr>
+          <w:jc w:val="center"/>
+        </w:trPr>
+        <w:tc>
+          <w:tcPr>
+            <w:tcW w:w="2092" w:type="dxa"/>
+          </w:tcPr>
+          <w:p>
+            <w:pPr>
+              <w:jc w:val="center"/>
+            </w:pPr>
+            <w:r>
+              <w:lastRenderedPageBreak/>
+              <w:t>1</w:t>
+            </w:r>
+          </w:p>
+        </w:tc>
+        <w:tc>
+          <w:tcPr>
+            <w:tcW w:w="2701" w:type="dxa"/>
             <w:vAlign w:val="center"/>
           </w:tcPr>
           <w:p>
@@ -6741,7 +5417,7 @@
         </w:tc>
         <w:tc>
           <w:tcPr>
-            <w:tcW w:w="4673" w:type="dxa"/>
+            <w:tcW w:w="2460" w:type="dxa"/>
             <w:vAlign w:val="center"/>
           </w:tcPr>
           <w:p>
@@ -6755,9 +5431,25 @@
         </w:tc>
       </w:tr>
       <w:tr>
-        <w:tc>
-          <w:tcPr>
-            <w:tcW w:w="4672" w:type="dxa"/>
+        <w:trPr>
+          <w:jc w:val="center"/>
+        </w:trPr>
+        <w:tc>
+          <w:tcPr>
+            <w:tcW w:w="2092" w:type="dxa"/>
+          </w:tcPr>
+          <w:p>
+            <w:pPr>
+              <w:jc w:val="center"/>
+            </w:pPr>
+            <w:r>
+              <w:t>2</w:t>
+            </w:r>
+          </w:p>
+        </w:tc>
+        <w:tc>
+          <w:tcPr>
+            <w:tcW w:w="2701" w:type="dxa"/>
             <w:vAlign w:val="center"/>
           </w:tcPr>
           <w:p>
@@ -6771,7 +5463,7 @@
         </w:tc>
         <w:tc>
           <w:tcPr>
-            <w:tcW w:w="4673" w:type="dxa"/>
+            <w:tcW w:w="2460" w:type="dxa"/>
           </w:tcPr>
           <w:p>
             <w:pPr>
@@ -6784,9 +5476,25 @@
         </w:tc>
       </w:tr>
       <w:tr>
-        <w:tc>
-          <w:tcPr>
-            <w:tcW w:w="4672" w:type="dxa"/>
+        <w:trPr>
+          <w:jc w:val="center"/>
+        </w:trPr>
+        <w:tc>
+          <w:tcPr>
+            <w:tcW w:w="2092" w:type="dxa"/>
+          </w:tcPr>
+          <w:p>
+            <w:pPr>
+              <w:jc w:val="center"/>
+            </w:pPr>
+            <w:r>
+              <w:t>3</w:t>
+            </w:r>
+          </w:p>
+        </w:tc>
+        <w:tc>
+          <w:tcPr>
+            <w:tcW w:w="2701" w:type="dxa"/>
             <w:vAlign w:val="center"/>
           </w:tcPr>
           <w:p>
@@ -6800,7 +5508,7 @@
         </w:tc>
         <w:tc>
           <w:tcPr>
-            <w:tcW w:w="4673" w:type="dxa"/>
+            <w:tcW w:w="2460" w:type="dxa"/>
           </w:tcPr>
           <w:p>
             <w:pPr>
@@ -6808,6 +5516,780 @@
             </w:pPr>
             <w:r>
               <w:t>3780</w:t>
+            </w:r>
+          </w:p>
+        </w:tc>
+      </w:tr>
+    </w:tbl>
+    <w:p/>
+    <w:p>
+      <w:r>
+        <w:t xml:space="preserve">4) </w:t>
+      </w:r>
+    </w:p>
+    <w:tbl>
+      <w:tblPr>
+        <w:tblStyle w:val="a3"/>
+        <w:tblW w:w="0" w:type="auto"/>
+        <w:jc w:val="center"/>
+        <w:tblLook w:val="04A0" w:firstRow="1" w:lastRow="0" w:firstColumn="1" w:lastColumn="0" w:noHBand="0" w:noVBand="1"/>
+      </w:tblPr>
+      <w:tblGrid>
+        <w:gridCol w:w="2336"/>
+        <w:gridCol w:w="2336"/>
+        <w:gridCol w:w="2336"/>
+        <w:gridCol w:w="2337"/>
+      </w:tblGrid>
+      <w:tr>
+        <w:trPr>
+          <w:jc w:val="center"/>
+        </w:trPr>
+        <w:tc>
+          <w:tcPr>
+            <w:tcW w:w="2336" w:type="dxa"/>
+          </w:tcPr>
+          <w:p>
+            <w:pPr>
+              <w:jc w:val="center"/>
+            </w:pPr>
+            <w:r>
+              <w:t>Код преподавателя</w:t>
+            </w:r>
+          </w:p>
+        </w:tc>
+        <w:tc>
+          <w:tcPr>
+            <w:tcW w:w="2336" w:type="dxa"/>
+          </w:tcPr>
+          <w:p>
+            <w:pPr>
+              <w:jc w:val="center"/>
+            </w:pPr>
+            <w:r>
+              <w:t>ФИО</w:t>
+            </w:r>
+          </w:p>
+        </w:tc>
+        <w:tc>
+          <w:tcPr>
+            <w:tcW w:w="2336" w:type="dxa"/>
+          </w:tcPr>
+          <w:p>
+            <w:pPr>
+              <w:jc w:val="center"/>
+            </w:pPr>
+            <w:r>
+              <w:t>Код категории</w:t>
+            </w:r>
+          </w:p>
+        </w:tc>
+        <w:tc>
+          <w:tcPr>
+            <w:tcW w:w="2337" w:type="dxa"/>
+          </w:tcPr>
+          <w:p>
+            <w:pPr>
+              <w:jc w:val="center"/>
+            </w:pPr>
+            <w:r>
+              <w:t>Адрес</w:t>
+            </w:r>
+          </w:p>
+        </w:tc>
+      </w:tr>
+      <w:tr>
+        <w:trPr>
+          <w:jc w:val="center"/>
+        </w:trPr>
+        <w:tc>
+          <w:tcPr>
+            <w:tcW w:w="2336" w:type="dxa"/>
+          </w:tcPr>
+          <w:p>
+            <w:pPr>
+              <w:jc w:val="center"/>
+            </w:pPr>
+            <w:r>
+              <w:t>1</w:t>
+            </w:r>
+          </w:p>
+        </w:tc>
+        <w:tc>
+          <w:tcPr>
+            <w:tcW w:w="2336" w:type="dxa"/>
+            <w:vAlign w:val="center"/>
+          </w:tcPr>
+          <w:p>
+            <w:pPr>
+              <w:jc w:val="center"/>
+            </w:pPr>
+            <w:r>
+              <w:t>Гракова</w:t>
+            </w:r>
+          </w:p>
+          <w:p>
+            <w:pPr>
+              <w:jc w:val="center"/>
+            </w:pPr>
+            <w:r>
+              <w:t>У. В.</w:t>
+            </w:r>
+          </w:p>
+        </w:tc>
+        <w:tc>
+          <w:tcPr>
+            <w:tcW w:w="2336" w:type="dxa"/>
+          </w:tcPr>
+          <w:p>
+            <w:pPr>
+              <w:jc w:val="center"/>
+            </w:pPr>
+            <w:r>
+              <w:t>1</w:t>
+            </w:r>
+          </w:p>
+        </w:tc>
+        <w:tc>
+          <w:tcPr>
+            <w:tcW w:w="2337" w:type="dxa"/>
+            <w:vAlign w:val="center"/>
+          </w:tcPr>
+          <w:p>
+            <w:pPr>
+              <w:jc w:val="center"/>
+            </w:pPr>
+            <w:r>
+              <w:t xml:space="preserve">ул. </w:t>
+            </w:r>
+            <w:proofErr w:type="spellStart"/>
+            <w:r>
+              <w:t>Мопра</w:t>
+            </w:r>
+            <w:proofErr w:type="spellEnd"/>
+          </w:p>
+          <w:p>
+            <w:pPr>
+              <w:jc w:val="center"/>
+            </w:pPr>
+            <w:proofErr w:type="gramStart"/>
+            <w:r>
+              <w:t>123 – 3</w:t>
+            </w:r>
+            <w:proofErr w:type="gramEnd"/>
+            <w:r>
+              <w:t xml:space="preserve"> </w:t>
+            </w:r>
+          </w:p>
+        </w:tc>
+      </w:tr>
+      <w:tr>
+        <w:trPr>
+          <w:jc w:val="center"/>
+        </w:trPr>
+        <w:tc>
+          <w:tcPr>
+            <w:tcW w:w="2336" w:type="dxa"/>
+          </w:tcPr>
+          <w:p>
+            <w:pPr>
+              <w:jc w:val="center"/>
+            </w:pPr>
+            <w:r>
+              <w:t>2</w:t>
+            </w:r>
+          </w:p>
+        </w:tc>
+        <w:tc>
+          <w:tcPr>
+            <w:tcW w:w="2336" w:type="dxa"/>
+            <w:vAlign w:val="center"/>
+          </w:tcPr>
+          <w:p>
+            <w:pPr>
+              <w:jc w:val="center"/>
+            </w:pPr>
+            <w:r>
+              <w:t>Костина</w:t>
+            </w:r>
+          </w:p>
+          <w:p>
+            <w:pPr>
+              <w:jc w:val="center"/>
+            </w:pPr>
+            <w:r>
+              <w:t>В. В.</w:t>
+            </w:r>
+          </w:p>
+        </w:tc>
+        <w:tc>
+          <w:tcPr>
+            <w:tcW w:w="2336" w:type="dxa"/>
+          </w:tcPr>
+          <w:p>
+            <w:pPr>
+              <w:jc w:val="center"/>
+            </w:pPr>
+            <w:r>
+              <w:t>2</w:t>
+            </w:r>
+          </w:p>
+        </w:tc>
+        <w:tc>
+          <w:tcPr>
+            <w:tcW w:w="2337" w:type="dxa"/>
+          </w:tcPr>
+          <w:p>
+            <w:pPr>
+              <w:jc w:val="center"/>
+            </w:pPr>
+            <w:r>
+              <w:t xml:space="preserve">ул. </w:t>
+            </w:r>
+            <w:proofErr w:type="gramStart"/>
+            <w:r>
+              <w:t>Хлыновская  51</w:t>
+            </w:r>
+            <w:proofErr w:type="gramEnd"/>
+            <w:r>
+              <w:t xml:space="preserve"> – 20</w:t>
+            </w:r>
+          </w:p>
+        </w:tc>
+      </w:tr>
+      <w:tr>
+        <w:trPr>
+          <w:jc w:val="center"/>
+        </w:trPr>
+        <w:tc>
+          <w:tcPr>
+            <w:tcW w:w="2336" w:type="dxa"/>
+          </w:tcPr>
+          <w:p>
+            <w:pPr>
+              <w:jc w:val="center"/>
+            </w:pPr>
+            <w:r>
+              <w:t>3</w:t>
+            </w:r>
+          </w:p>
+        </w:tc>
+        <w:tc>
+          <w:tcPr>
+            <w:tcW w:w="2336" w:type="dxa"/>
+            <w:vAlign w:val="center"/>
+          </w:tcPr>
+          <w:p>
+            <w:pPr>
+              <w:jc w:val="center"/>
+            </w:pPr>
+            <w:r>
+              <w:t>Орлова</w:t>
+            </w:r>
+          </w:p>
+          <w:p>
+            <w:pPr>
+              <w:jc w:val="center"/>
+            </w:pPr>
+            <w:r>
+              <w:t>Н. Н.</w:t>
+            </w:r>
+          </w:p>
+        </w:tc>
+        <w:tc>
+          <w:tcPr>
+            <w:tcW w:w="2336" w:type="dxa"/>
+          </w:tcPr>
+          <w:p>
+            <w:pPr>
+              <w:jc w:val="center"/>
+            </w:pPr>
+            <w:r>
+              <w:t>3</w:t>
+            </w:r>
+          </w:p>
+        </w:tc>
+        <w:tc>
+          <w:tcPr>
+            <w:tcW w:w="2337" w:type="dxa"/>
+            <w:vAlign w:val="center"/>
+          </w:tcPr>
+          <w:p>
+            <w:pPr>
+              <w:jc w:val="center"/>
+            </w:pPr>
+            <w:r>
+              <w:t>ул. Озерная</w:t>
+            </w:r>
+          </w:p>
+          <w:p>
+            <w:pPr>
+              <w:jc w:val="center"/>
+            </w:pPr>
+            <w:r>
+              <w:t>11 – 65</w:t>
+            </w:r>
+          </w:p>
+        </w:tc>
+      </w:tr>
+      <w:tr>
+        <w:trPr>
+          <w:jc w:val="center"/>
+        </w:trPr>
+        <w:tc>
+          <w:tcPr>
+            <w:tcW w:w="2336" w:type="dxa"/>
+          </w:tcPr>
+          <w:p>
+            <w:pPr>
+              <w:jc w:val="center"/>
+            </w:pPr>
+            <w:r>
+              <w:t>4</w:t>
+            </w:r>
+          </w:p>
+        </w:tc>
+        <w:tc>
+          <w:tcPr>
+            <w:tcW w:w="2336" w:type="dxa"/>
+            <w:vAlign w:val="center"/>
+          </w:tcPr>
+          <w:p>
+            <w:pPr>
+              <w:jc w:val="center"/>
+            </w:pPr>
+            <w:r>
+              <w:t>Романова</w:t>
+            </w:r>
+          </w:p>
+          <w:p>
+            <w:pPr>
+              <w:jc w:val="center"/>
+            </w:pPr>
+            <w:r>
+              <w:t>П. Т.</w:t>
+            </w:r>
+          </w:p>
+        </w:tc>
+        <w:tc>
+          <w:tcPr>
+            <w:tcW w:w="2336" w:type="dxa"/>
+          </w:tcPr>
+          <w:p>
+            <w:pPr>
+              <w:jc w:val="center"/>
+            </w:pPr>
+            <w:r>
+              <w:t>2</w:t>
+            </w:r>
+          </w:p>
+        </w:tc>
+        <w:tc>
+          <w:tcPr>
+            <w:tcW w:w="2337" w:type="dxa"/>
+            <w:vAlign w:val="center"/>
+          </w:tcPr>
+          <w:p>
+            <w:pPr>
+              <w:jc w:val="center"/>
+            </w:pPr>
+            <w:r>
+              <w:t xml:space="preserve">ул. Володарского </w:t>
+            </w:r>
+          </w:p>
+          <w:p>
+            <w:pPr>
+              <w:jc w:val="center"/>
+            </w:pPr>
+            <w:proofErr w:type="gramStart"/>
+            <w:r>
+              <w:t>5 – 183</w:t>
+            </w:r>
+            <w:proofErr w:type="gramEnd"/>
+            <w:r>
+              <w:t xml:space="preserve"> </w:t>
+            </w:r>
+          </w:p>
+        </w:tc>
+      </w:tr>
+      <w:tr>
+        <w:trPr>
+          <w:jc w:val="center"/>
+        </w:trPr>
+        <w:tc>
+          <w:tcPr>
+            <w:tcW w:w="2336" w:type="dxa"/>
+          </w:tcPr>
+          <w:p>
+            <w:pPr>
+              <w:jc w:val="center"/>
+            </w:pPr>
+            <w:r>
+              <w:t>5</w:t>
+            </w:r>
+          </w:p>
+        </w:tc>
+        <w:tc>
+          <w:tcPr>
+            <w:tcW w:w="2336" w:type="dxa"/>
+            <w:vAlign w:val="center"/>
+          </w:tcPr>
+          <w:p>
+            <w:pPr>
+              <w:jc w:val="center"/>
+            </w:pPr>
+            <w:r>
+              <w:t>Хорошавина</w:t>
+            </w:r>
+          </w:p>
+          <w:p>
+            <w:pPr>
+              <w:jc w:val="center"/>
+            </w:pPr>
+            <w:r>
+              <w:t>О. Ю.</w:t>
+            </w:r>
+          </w:p>
+        </w:tc>
+        <w:tc>
+          <w:tcPr>
+            <w:tcW w:w="2336" w:type="dxa"/>
+          </w:tcPr>
+          <w:p>
+            <w:pPr>
+              <w:jc w:val="center"/>
+            </w:pPr>
+            <w:r>
+              <w:t>3</w:t>
+            </w:r>
+          </w:p>
+        </w:tc>
+        <w:tc>
+          <w:tcPr>
+            <w:tcW w:w="2337" w:type="dxa"/>
+          </w:tcPr>
+          <w:p>
+            <w:pPr>
+              <w:jc w:val="center"/>
+            </w:pPr>
+            <w:r>
+              <w:t xml:space="preserve">ул. </w:t>
+            </w:r>
+            <w:proofErr w:type="gramStart"/>
+            <w:r>
+              <w:t>Богородская  59</w:t>
+            </w:r>
+            <w:proofErr w:type="gramEnd"/>
+            <w:r>
+              <w:t xml:space="preserve"> – 2</w:t>
+            </w:r>
+          </w:p>
+        </w:tc>
+      </w:tr>
+      <w:tr>
+        <w:trPr>
+          <w:jc w:val="center"/>
+        </w:trPr>
+        <w:tc>
+          <w:tcPr>
+            <w:tcW w:w="2336" w:type="dxa"/>
+          </w:tcPr>
+          <w:p>
+            <w:pPr>
+              <w:jc w:val="center"/>
+            </w:pPr>
+            <w:r>
+              <w:t>6</w:t>
+            </w:r>
+          </w:p>
+        </w:tc>
+        <w:tc>
+          <w:tcPr>
+            <w:tcW w:w="2336" w:type="dxa"/>
+            <w:vAlign w:val="center"/>
+          </w:tcPr>
+          <w:p>
+            <w:pPr>
+              <w:jc w:val="center"/>
+            </w:pPr>
+            <w:r>
+              <w:t>Перминова</w:t>
+            </w:r>
+          </w:p>
+          <w:p>
+            <w:pPr>
+              <w:jc w:val="center"/>
+            </w:pPr>
+            <w:r>
+              <w:t>Ж. А.</w:t>
+            </w:r>
+          </w:p>
+        </w:tc>
+        <w:tc>
+          <w:tcPr>
+            <w:tcW w:w="2336" w:type="dxa"/>
+          </w:tcPr>
+          <w:p>
+            <w:pPr>
+              <w:jc w:val="center"/>
+            </w:pPr>
+            <w:r>
+              <w:t>2</w:t>
+            </w:r>
+          </w:p>
+        </w:tc>
+        <w:tc>
+          <w:tcPr>
+            <w:tcW w:w="2337" w:type="dxa"/>
+            <w:vAlign w:val="center"/>
+          </w:tcPr>
+          <w:p>
+            <w:pPr>
+              <w:jc w:val="center"/>
+            </w:pPr>
+            <w:r>
+              <w:t>ул. Некрасова</w:t>
+            </w:r>
+          </w:p>
+          <w:p>
+            <w:pPr>
+              <w:jc w:val="center"/>
+            </w:pPr>
+            <w:proofErr w:type="gramStart"/>
+            <w:r>
+              <w:t>10 – 33</w:t>
+            </w:r>
+            <w:proofErr w:type="gramEnd"/>
+            <w:r>
+              <w:t xml:space="preserve"> </w:t>
+            </w:r>
+          </w:p>
+        </w:tc>
+      </w:tr>
+      <w:tr>
+        <w:trPr>
+          <w:jc w:val="center"/>
+        </w:trPr>
+        <w:tc>
+          <w:tcPr>
+            <w:tcW w:w="2336" w:type="dxa"/>
+          </w:tcPr>
+          <w:p>
+            <w:pPr>
+              <w:jc w:val="center"/>
+            </w:pPr>
+            <w:r>
+              <w:t>7</w:t>
+            </w:r>
+          </w:p>
+        </w:tc>
+        <w:tc>
+          <w:tcPr>
+            <w:tcW w:w="2336" w:type="dxa"/>
+            <w:vAlign w:val="center"/>
+          </w:tcPr>
+          <w:p>
+            <w:pPr>
+              <w:jc w:val="center"/>
+            </w:pPr>
+            <w:r>
+              <w:t>Комарова</w:t>
+            </w:r>
+          </w:p>
+          <w:p>
+            <w:pPr>
+              <w:jc w:val="center"/>
+            </w:pPr>
+            <w:r>
+              <w:t>С. В.</w:t>
+            </w:r>
+          </w:p>
+        </w:tc>
+        <w:tc>
+          <w:tcPr>
+            <w:tcW w:w="2336" w:type="dxa"/>
+          </w:tcPr>
+          <w:p>
+            <w:pPr>
+              <w:jc w:val="center"/>
+            </w:pPr>
+            <w:r>
+              <w:t>3</w:t>
+            </w:r>
+          </w:p>
+        </w:tc>
+        <w:tc>
+          <w:tcPr>
+            <w:tcW w:w="2337" w:type="dxa"/>
+          </w:tcPr>
+          <w:p>
+            <w:pPr>
+              <w:jc w:val="center"/>
+            </w:pPr>
+            <w:r>
+              <w:t xml:space="preserve">ул. Вятская </w:t>
+            </w:r>
+          </w:p>
+          <w:p>
+            <w:pPr>
+              <w:jc w:val="center"/>
+            </w:pPr>
+            <w:r>
+              <w:t>18/1 – 11</w:t>
+            </w:r>
+          </w:p>
+        </w:tc>
+      </w:tr>
+      <w:tr>
+        <w:trPr>
+          <w:jc w:val="center"/>
+        </w:trPr>
+        <w:tc>
+          <w:tcPr>
+            <w:tcW w:w="2336" w:type="dxa"/>
+          </w:tcPr>
+          <w:p>
+            <w:pPr>
+              <w:jc w:val="center"/>
+            </w:pPr>
+            <w:r>
+              <w:t>8</w:t>
+            </w:r>
+          </w:p>
+        </w:tc>
+        <w:tc>
+          <w:tcPr>
+            <w:tcW w:w="2336" w:type="dxa"/>
+            <w:vAlign w:val="center"/>
+          </w:tcPr>
+          <w:p>
+            <w:pPr>
+              <w:jc w:val="center"/>
+            </w:pPr>
+            <w:r>
+              <w:t>Пушкова</w:t>
+            </w:r>
+          </w:p>
+          <w:p>
+            <w:pPr>
+              <w:jc w:val="center"/>
+            </w:pPr>
+            <w:r>
+              <w:t>Р. О.</w:t>
+            </w:r>
+          </w:p>
+        </w:tc>
+        <w:tc>
+          <w:tcPr>
+            <w:tcW w:w="2336" w:type="dxa"/>
+          </w:tcPr>
+          <w:p>
+            <w:pPr>
+              <w:jc w:val="center"/>
+            </w:pPr>
+            <w:r>
+              <w:t>3</w:t>
+            </w:r>
+          </w:p>
+        </w:tc>
+        <w:tc>
+          <w:tcPr>
+            <w:tcW w:w="2337" w:type="dxa"/>
+            <w:vAlign w:val="center"/>
+          </w:tcPr>
+          <w:p>
+            <w:pPr>
+              <w:jc w:val="center"/>
+            </w:pPr>
+            <w:r>
+              <w:t xml:space="preserve">ул. Воровского </w:t>
+            </w:r>
+          </w:p>
+          <w:p>
+            <w:pPr>
+              <w:jc w:val="center"/>
+            </w:pPr>
+            <w:proofErr w:type="gramStart"/>
+            <w:r>
+              <w:t>3 – 71</w:t>
+            </w:r>
+            <w:proofErr w:type="gramEnd"/>
+            <w:r>
+              <w:t xml:space="preserve"> </w:t>
+            </w:r>
+          </w:p>
+        </w:tc>
+      </w:tr>
+      <w:tr>
+        <w:trPr>
+          <w:jc w:val="center"/>
+        </w:trPr>
+        <w:tc>
+          <w:tcPr>
+            <w:tcW w:w="2336" w:type="dxa"/>
+          </w:tcPr>
+          <w:p>
+            <w:pPr>
+              <w:jc w:val="center"/>
+            </w:pPr>
+            <w:r>
+              <w:t>9</w:t>
+            </w:r>
+          </w:p>
+        </w:tc>
+        <w:tc>
+          <w:tcPr>
+            <w:tcW w:w="2336" w:type="dxa"/>
+            <w:vAlign w:val="center"/>
+          </w:tcPr>
+          <w:p>
+            <w:pPr>
+              <w:jc w:val="center"/>
+            </w:pPr>
+            <w:r>
+              <w:t>Семанов</w:t>
+            </w:r>
+          </w:p>
+          <w:p>
+            <w:pPr>
+              <w:jc w:val="center"/>
+            </w:pPr>
+            <w:r>
+              <w:t>Ф. О.</w:t>
+            </w:r>
+          </w:p>
+        </w:tc>
+        <w:tc>
+          <w:tcPr>
+            <w:tcW w:w="2336" w:type="dxa"/>
+          </w:tcPr>
+          <w:p>
+            <w:pPr>
+              <w:jc w:val="center"/>
+            </w:pPr>
+            <w:r>
+              <w:t>1</w:t>
+            </w:r>
+          </w:p>
+        </w:tc>
+        <w:tc>
+          <w:tcPr>
+            <w:tcW w:w="2337" w:type="dxa"/>
+            <w:vAlign w:val="center"/>
+          </w:tcPr>
+          <w:p>
+            <w:pPr>
+              <w:jc w:val="center"/>
+            </w:pPr>
+            <w:r>
+              <w:t xml:space="preserve">ул. Свободы </w:t>
+            </w:r>
+          </w:p>
+          <w:p>
+            <w:pPr>
+              <w:jc w:val="center"/>
+            </w:pPr>
+            <w:r>
+              <w:t>128 – 19</w:t>
             </w:r>
           </w:p>
         </w:tc>
@@ -6822,6 +6304,103 @@
     </w:sectPr>
   </w:body>
 </w:document>
+</file>
+
+<file path=word/numbering.xml><?xml version="1.0" encoding="utf-8"?>
+<w:numbering xmlns:wpc="http://schemas.microsoft.com/office/word/2010/wordprocessingCanvas" xmlns:cx="http://schemas.microsoft.com/office/drawing/2014/chartex" xmlns:cx1="http://schemas.microsoft.com/office/drawing/2015/9/8/chartex" xmlns:cx2="http://schemas.microsoft.com/office/drawing/2015/10/21/chartex" xmlns:cx3="http://schemas.microsoft.com/office/drawing/2016/5/9/chartex" xmlns:cx4="http://schemas.microsoft.com/office/drawing/2016/5/10/chartex" xmlns:cx5="http://schemas.microsoft.com/office/drawing/2016/5/11/chartex" xmlns:cx6="http://schemas.microsoft.com/office/drawing/2016/5/12/chartex" xmlns:cx7="http://schemas.microsoft.com/office/drawing/2016/5/13/chartex" xmlns:cx8="http://schemas.microsoft.com/office/drawing/2016/5/14/chartex" xmlns:mc="http://schemas.openxmlformats.org/markup-compatibility/2006" xmlns:aink="http://schemas.microsoft.com/office/drawing/2016/ink" xmlns:am3d="http://schemas.microsoft.com/office/drawing/2017/model3d" xmlns:o="urn:schemas-microsoft-com:office:office" xmlns:oel="http://schemas.microsoft.com/office/2019/extlst" xmlns:r="http://schemas.openxmlformats.org/officeDocument/2006/relationships" xmlns:m="http://schemas.openxmlformats.org/officeDocument/2006/math" xmlns:v="urn:schemas-microsoft-com:vml" xmlns:wp14="http://schemas.microsoft.com/office/word/2010/wordprocessingDrawing" xmlns:wp="http://schemas.openxmlformats.org/drawingml/2006/wordprocessingDrawing" xmlns:w10="urn:schemas-microsoft-com:office:word" xmlns:w="http://schemas.openxmlformats.org/wordprocessingml/2006/main" xmlns:w14="http://schemas.microsoft.com/office/word/2010/wordml" xmlns:w15="http://schemas.microsoft.com/office/word/2012/wordml" xmlns:w16cex="http://schemas.microsoft.com/office/word/2018/wordml/cex" xmlns:w16cid="http://schemas.microsoft.com/office/word/2016/wordml/cid" xmlns:w16="http://schemas.microsoft.com/office/word/2018/wordml" xmlns:w16du="http://schemas.microsoft.com/office/word/2023/wordml/word16du" xmlns:w16sdtdh="http://schemas.microsoft.com/office/word/2020/wordml/sdtdatahash" xmlns:w16sdtfl="http://schemas.microsoft.com/office/word/2024/wordml/sdtformatlock" xmlns:w16se="http://schemas.microsoft.com/office/word/2015/wordml/symex" xmlns:wpg="http://schemas.microsoft.com/office/word/2010/wordprocessingGroup" xmlns:wpi="http://schemas.microsoft.com/office/word/2010/wordprocessingInk" xmlns:wne="http://schemas.microsoft.com/office/word/2006/wordml" xmlns:wps="http://schemas.microsoft.com/office/word/2010/wordprocessingShape" mc:Ignorable="w14 w15 w16se w16cid w16 w16cex w16sdtdh w16sdtfl w16du wp14">
+  <w:abstractNum w:abstractNumId="0" w15:restartNumberingAfterBreak="0">
+    <w:nsid w:val="0EDE0F25"/>
+    <w:multiLevelType w:val="hybridMultilevel"/>
+    <w:tmpl w:val="751088B4"/>
+    <w:lvl w:ilvl="0" w:tplc="04190011">
+      <w:start w:val="1"/>
+      <w:numFmt w:val="decimal"/>
+      <w:lvlText w:val="%1)"/>
+      <w:lvlJc w:val="left"/>
+      <w:pPr>
+        <w:ind w:left="720" w:hanging="360"/>
+      </w:pPr>
+      <w:rPr>
+        <w:rFonts w:hint="default"/>
+      </w:rPr>
+    </w:lvl>
+    <w:lvl w:ilvl="1" w:tplc="04190019" w:tentative="1">
+      <w:start w:val="1"/>
+      <w:numFmt w:val="lowerLetter"/>
+      <w:lvlText w:val="%2."/>
+      <w:lvlJc w:val="left"/>
+      <w:pPr>
+        <w:ind w:left="1440" w:hanging="360"/>
+      </w:pPr>
+    </w:lvl>
+    <w:lvl w:ilvl="2" w:tplc="0419001B" w:tentative="1">
+      <w:start w:val="1"/>
+      <w:numFmt w:val="lowerRoman"/>
+      <w:lvlText w:val="%3."/>
+      <w:lvlJc w:val="right"/>
+      <w:pPr>
+        <w:ind w:left="2160" w:hanging="180"/>
+      </w:pPr>
+    </w:lvl>
+    <w:lvl w:ilvl="3" w:tplc="0419000F" w:tentative="1">
+      <w:start w:val="1"/>
+      <w:numFmt w:val="decimal"/>
+      <w:lvlText w:val="%4."/>
+      <w:lvlJc w:val="left"/>
+      <w:pPr>
+        <w:ind w:left="2880" w:hanging="360"/>
+      </w:pPr>
+    </w:lvl>
+    <w:lvl w:ilvl="4" w:tplc="04190019" w:tentative="1">
+      <w:start w:val="1"/>
+      <w:numFmt w:val="lowerLetter"/>
+      <w:lvlText w:val="%5."/>
+      <w:lvlJc w:val="left"/>
+      <w:pPr>
+        <w:ind w:left="3600" w:hanging="360"/>
+      </w:pPr>
+    </w:lvl>
+    <w:lvl w:ilvl="5" w:tplc="0419001B" w:tentative="1">
+      <w:start w:val="1"/>
+      <w:numFmt w:val="lowerRoman"/>
+      <w:lvlText w:val="%6."/>
+      <w:lvlJc w:val="right"/>
+      <w:pPr>
+        <w:ind w:left="4320" w:hanging="180"/>
+      </w:pPr>
+    </w:lvl>
+    <w:lvl w:ilvl="6" w:tplc="0419000F" w:tentative="1">
+      <w:start w:val="1"/>
+      <w:numFmt w:val="decimal"/>
+      <w:lvlText w:val="%7."/>
+      <w:lvlJc w:val="left"/>
+      <w:pPr>
+        <w:ind w:left="5040" w:hanging="360"/>
+      </w:pPr>
+    </w:lvl>
+    <w:lvl w:ilvl="7" w:tplc="04190019" w:tentative="1">
+      <w:start w:val="1"/>
+      <w:numFmt w:val="lowerLetter"/>
+      <w:lvlText w:val="%8."/>
+      <w:lvlJc w:val="left"/>
+      <w:pPr>
+        <w:ind w:left="5760" w:hanging="360"/>
+      </w:pPr>
+    </w:lvl>
+    <w:lvl w:ilvl="8" w:tplc="0419001B" w:tentative="1">
+      <w:start w:val="1"/>
+      <w:numFmt w:val="lowerRoman"/>
+      <w:lvlText w:val="%9."/>
+      <w:lvlJc w:val="right"/>
+      <w:pPr>
+        <w:ind w:left="6480" w:hanging="180"/>
+      </w:pPr>
+    </w:lvl>
+  </w:abstractNum>
+  <w:num w:numId="1" w16cid:durableId="1643339943">
+    <w:abstractNumId w:val="0"/>
+  </w:num>
+</w:numbering>
 </file>
 
 <file path=word/styles.xml><?xml version="1.0" encoding="utf-8"?>
@@ -7224,7 +6803,7 @@
   <w:style w:type="paragraph" w:default="1" w:styleId="a">
     <w:name w:val="Normal"/>
     <w:qFormat/>
-    <w:rsid w:val="00726FAE"/>
+    <w:rsid w:val="000C1777"/>
     <w:pPr>
       <w:spacing w:after="0" w:line="240" w:lineRule="auto"/>
     </w:pPr>
@@ -7282,6 +6861,17 @@
         <w:insideV w:val="single" w:sz="4" w:space="0" w:color="auto"/>
       </w:tblBorders>
     </w:tblPr>
+  </w:style>
+  <w:style w:type="paragraph" w:styleId="a4">
+    <w:name w:val="List Paragraph"/>
+    <w:basedOn w:val="a"/>
+    <w:uiPriority w:val="34"/>
+    <w:qFormat/>
+    <w:rsid w:val="00CA43F7"/>
+    <w:pPr>
+      <w:ind w:left="720"/>
+      <w:contextualSpacing/>
+    </w:pPr>
   </w:style>
 </w:styles>
 </file>
